--- a/MF0964_3 Desarrollo de elementos software para gestión de/JAVA/INTERFACES GRAFICAS CON SWING/EJERCICIO CONEXIÓN CON BASE DE DATOS MYQSL.docx
+++ b/MF0964_3 Desarrollo de elementos software para gestión de/JAVA/INTERFACES GRAFICAS CON SWING/EJERCICIO CONEXIÓN CON BASE DE DATOS MYQSL.docx
@@ -2,6 +2,53 @@
 <file path=word/document.xml><?xml version="1.0" encoding="utf-8"?>
 <w:document xmlns:wpc="http://schemas.microsoft.com/office/word/2010/wordprocessingCanvas" xmlns:cx="http://schemas.microsoft.com/office/drawing/2014/chartex" xmlns:cx1="http://schemas.microsoft.com/office/drawing/2015/9/8/chartex" xmlns:cx2="http://schemas.microsoft.com/office/drawing/2015/10/21/chartex" xmlns:cx3="http://schemas.microsoft.com/office/drawing/2016/5/9/chartex" xmlns:cx4="http://schemas.microsoft.com/office/drawing/2016/5/10/chartex" xmlns:cx5="http://schemas.microsoft.com/office/drawing/2016/5/11/chartex" xmlns:cx6="http://schemas.microsoft.com/office/drawing/2016/5/12/chartex" xmlns:cx7="http://schemas.microsoft.com/office/drawing/2016/5/13/chartex" xmlns:cx8="http://schemas.microsoft.com/office/drawing/2016/5/14/chartex" xmlns:mc="http://schemas.openxmlformats.org/markup-compatibility/2006" xmlns:aink="http://schemas.microsoft.com/office/drawing/2016/ink" xmlns:am3d="http://schemas.microsoft.com/office/drawing/2017/model3d" xmlns:o="urn:schemas-microsoft-com:office:office" xmlns:oel="http://schemas.microsoft.com/office/2019/extlst" xmlns:r="http://schemas.openxmlformats.org/officeDocument/2006/relationships" xmlns:m="http://schemas.openxmlformats.org/officeDocument/2006/math" xmlns:v="urn:schemas-microsoft-com:vml" xmlns:wp14="http://schemas.microsoft.com/office/word/2010/wordprocessingDrawing" xmlns:wp="http://schemas.openxmlformats.org/drawingml/2006/wordprocessingDrawing" xmlns:w10="urn:schemas-microsoft-com:office:word" xmlns:w="http://schemas.openxmlformats.org/wordprocessingml/2006/main" xmlns:w14="http://schemas.microsoft.com/office/word/2010/wordml" xmlns:w15="http://schemas.microsoft.com/office/word/2012/wordml" xmlns:w16cex="http://schemas.microsoft.com/office/word/2018/wordml/cex" xmlns:w16cid="http://schemas.microsoft.com/office/word/2016/wordml/cid" xmlns:w16="http://schemas.microsoft.com/office/word/2018/wordml" xmlns:w16du="http://schemas.microsoft.com/office/word/2023/wordml/word16du" xmlns:w16sdtdh="http://schemas.microsoft.com/office/word/2020/wordml/sdtdatahash" xmlns:w16sdtfl="http://schemas.microsoft.com/office/word/2024/wordml/sdtformatlock" xmlns:w16se="http://schemas.microsoft.com/office/word/2015/wordml/symex" xmlns:wpg="http://schemas.microsoft.com/office/word/2010/wordprocessingGroup" xmlns:wpi="http://schemas.microsoft.com/office/word/2010/wordprocessingInk" xmlns:wne="http://schemas.microsoft.com/office/word/2006/wordml" xmlns:wps="http://schemas.microsoft.com/office/word/2010/wordprocessingShape" mc:Ignorable="w14 w15 w16se w16cid w16 w16cex w16sdtdh w16sdtfl w16du wp14">
   <w:body>
+    <w:p>
+      <w:pPr>
+        <w:rPr>
+          <w:b/>
+          <w:bCs/>
+        </w:rPr>
+      </w:pPr>
+      <w:proofErr w:type="gramStart"/>
+      <w:r>
+        <w:rPr>
+          <w:b/>
+          <w:bCs/>
+        </w:rPr>
+        <w:t>CREALO</w:t>
+      </w:r>
+      <w:proofErr w:type="gramEnd"/>
+      <w:r>
+        <w:rPr>
+          <w:b/>
+          <w:bCs/>
+        </w:rPr>
+        <w:t xml:space="preserve"> PERO LA BASE DE DATOS EN EMPRESA1</w:t>
+      </w:r>
+    </w:p>
+    <w:p>
+      <w:pPr>
+        <w:rPr>
+          <w:b/>
+          <w:bCs/>
+        </w:rPr>
+      </w:pPr>
+      <w:r>
+        <w:rPr>
+          <w:b/>
+          <w:bCs/>
+        </w:rPr>
+        <w:t>LOS CAMPOS SON ID, AUTONUMERICO INT, Y LOS CAMPOS NIF, NOMBRE, EDAD SON VARCHAR</w:t>
+      </w:r>
+    </w:p>
+    <w:p>
+      <w:pPr>
+        <w:rPr>
+          <w:b/>
+          <w:bCs/>
+        </w:rPr>
+      </w:pPr>
+    </w:p>
     <w:p>
       <w:pPr>
         <w:rPr>
@@ -82,7 +129,7 @@
     <w:p>
       <w:r>
         <w:pict w14:anchorId="26D9D610">
-          <v:rect id="_x0000_i1055" style="width:0;height:1.5pt" o:hralign="center" o:hrstd="t" o:hr="t" fillcolor="#a0a0a0" stroked="f"/>
+          <v:rect id="_x0000_i1025" style="width:0;height:1.5pt" o:hralign="center" o:hrstd="t" o:hr="t" fillcolor="#a0a0a0" stroked="f"/>
         </w:pict>
       </w:r>
     </w:p>
@@ -160,7 +207,33 @@
           <w:lang w:val="en-GB"/>
         </w:rPr>
         <w:br/>
-        <w:t xml:space="preserve">    private static final String URL = "jdbc:mysql://localhost:3306/tienda?useSSL=false&amp;serverTimezone=UTC";</w:t>
+        <w:t xml:space="preserve">    private static final String URL = "</w:t>
+      </w:r>
+      <w:proofErr w:type="spellStart"/>
+      <w:r>
+        <w:rPr>
+          <w:lang w:val="en-GB"/>
+        </w:rPr>
+        <w:t>jdbc:mysql</w:t>
+      </w:r>
+      <w:proofErr w:type="spellEnd"/>
+      <w:r>
+        <w:rPr>
+          <w:lang w:val="en-GB"/>
+        </w:rPr>
+        <w:t>://localhost:3306/tienda</w:t>
+      </w:r>
+      <w:r>
+        <w:rPr>
+          <w:lang w:val="en-GB"/>
+        </w:rPr>
+        <w:t xml:space="preserve"> </w:t>
+      </w:r>
+      <w:r>
+        <w:rPr>
+          <w:lang w:val="en-GB"/>
+        </w:rPr>
+        <w:t>";</w:t>
       </w:r>
       <w:r>
         <w:rPr>
@@ -174,7 +247,7 @@
           <w:lang w:val="en-GB"/>
         </w:rPr>
         <w:br/>
-        <w:t xml:space="preserve">    private static final String PASS = "tu_password";</w:t>
+        <w:t xml:space="preserve">    private static final String PASS = "";</w:t>
       </w:r>
       <w:r>
         <w:rPr>
@@ -214,7 +287,7 @@
     <w:p>
       <w:r>
         <w:pict w14:anchorId="0DF5FB68">
-          <v:rect id="_x0000_i1056" style="width:0;height:1.5pt" o:hralign="center" o:hrstd="t" o:hr="t" fillcolor="#a0a0a0" stroked="f"/>
+          <v:rect id="_x0000_i1026" style="width:0;height:1.5pt" o:hralign="center" o:hrstd="t" o:hr="t" fillcolor="#a0a0a0" stroked="f"/>
         </w:pict>
       </w:r>
     </w:p>
@@ -284,6 +357,7 @@
         <w:rPr>
           <w:lang w:val="en-GB"/>
         </w:rPr>
+        <w:lastRenderedPageBreak/>
         <w:br/>
         <w:t xml:space="preserve">    public boolean insertar(int id, String nombre, String fabricante, String precio) {</w:t>
       </w:r>
@@ -293,6 +367,250 @@
         </w:rPr>
         <w:br/>
         <w:t xml:space="preserve">        String sql = "INSERT INTO producto (id_producto, nombre, fabricante, precio) VALUES (?, ?, ?, ?)";</w:t>
+      </w:r>
+      <w:r>
+        <w:rPr>
+          <w:lang w:val="en-GB"/>
+        </w:rPr>
+        <w:br/>
+        <w:t xml:space="preserve">        try (Connection cn = Conexion.getConexion();</w:t>
+      </w:r>
+      <w:r>
+        <w:rPr>
+          <w:lang w:val="en-GB"/>
+        </w:rPr>
+        <w:br/>
+        <w:t xml:space="preserve">             PreparedStatement ps = cn.prepareStatement(sql)) {</w:t>
+      </w:r>
+      <w:r>
+        <w:rPr>
+          <w:lang w:val="en-GB"/>
+        </w:rPr>
+        <w:br/>
+      </w:r>
+      <w:r>
+        <w:rPr>
+          <w:lang w:val="en-GB"/>
+        </w:rPr>
+        <w:br/>
+        <w:t xml:space="preserve">            ps.setInt(1, id);</w:t>
+      </w:r>
+      <w:r>
+        <w:rPr>
+          <w:lang w:val="en-GB"/>
+        </w:rPr>
+        <w:br/>
+        <w:t xml:space="preserve">            ps.setString(2, nombre);</w:t>
+      </w:r>
+      <w:r>
+        <w:rPr>
+          <w:lang w:val="en-GB"/>
+        </w:rPr>
+        <w:br/>
+        <w:t xml:space="preserve">            ps.setString(3, fabricante);</w:t>
+      </w:r>
+      <w:r>
+        <w:rPr>
+          <w:lang w:val="en-GB"/>
+        </w:rPr>
+        <w:br/>
+        <w:t xml:space="preserve">            ps.setString(4, precio);</w:t>
+      </w:r>
+      <w:r>
+        <w:rPr>
+          <w:lang w:val="en-GB"/>
+        </w:rPr>
+        <w:br/>
+      </w:r>
+      <w:r>
+        <w:rPr>
+          <w:lang w:val="en-GB"/>
+        </w:rPr>
+        <w:br/>
+        <w:t xml:space="preserve">            return ps.executeUpdate() == 1;</w:t>
+      </w:r>
+      <w:r>
+        <w:rPr>
+          <w:lang w:val="en-GB"/>
+        </w:rPr>
+        <w:br/>
+      </w:r>
+      <w:r>
+        <w:rPr>
+          <w:lang w:val="en-GB"/>
+        </w:rPr>
+        <w:br/>
+        <w:t xml:space="preserve">        } catch (SQLException e) {</w:t>
+      </w:r>
+      <w:r>
+        <w:rPr>
+          <w:lang w:val="en-GB"/>
+        </w:rPr>
+        <w:br/>
+        <w:t xml:space="preserve">            e.printStackTrace();</w:t>
+      </w:r>
+      <w:r>
+        <w:rPr>
+          <w:lang w:val="en-GB"/>
+        </w:rPr>
+        <w:br/>
+        <w:t xml:space="preserve">            return false;</w:t>
+      </w:r>
+      <w:r>
+        <w:rPr>
+          <w:lang w:val="en-GB"/>
+        </w:rPr>
+        <w:br/>
+        <w:t xml:space="preserve">        }</w:t>
+      </w:r>
+      <w:r>
+        <w:rPr>
+          <w:lang w:val="en-GB"/>
+        </w:rPr>
+        <w:br/>
+        <w:t xml:space="preserve">    }</w:t>
+      </w:r>
+      <w:r>
+        <w:rPr>
+          <w:lang w:val="en-GB"/>
+        </w:rPr>
+        <w:br/>
+      </w:r>
+      <w:r>
+        <w:rPr>
+          <w:lang w:val="en-GB"/>
+        </w:rPr>
+        <w:br/>
+        <w:t xml:space="preserve">    public boolean actualizar(int id, String nombre, String fabricante, String precio) {</w:t>
+      </w:r>
+      <w:r>
+        <w:rPr>
+          <w:lang w:val="en-GB"/>
+        </w:rPr>
+        <w:br/>
+        <w:t xml:space="preserve">        String sql = "UPDATE producto SET nombre=?, fabricante=?, precio=? WHERE id_producto=?";</w:t>
+      </w:r>
+      <w:r>
+        <w:rPr>
+          <w:lang w:val="en-GB"/>
+        </w:rPr>
+        <w:br/>
+        <w:t xml:space="preserve">        try (Connection cn = Conexion.getConexion();</w:t>
+      </w:r>
+      <w:r>
+        <w:rPr>
+          <w:lang w:val="en-GB"/>
+        </w:rPr>
+        <w:br/>
+        <w:t xml:space="preserve">             PreparedStatement ps = cn.prepareStatement(sql)) {</w:t>
+      </w:r>
+      <w:r>
+        <w:rPr>
+          <w:lang w:val="en-GB"/>
+        </w:rPr>
+        <w:br/>
+      </w:r>
+      <w:r>
+        <w:rPr>
+          <w:lang w:val="en-GB"/>
+        </w:rPr>
+        <w:br/>
+        <w:t xml:space="preserve">            ps.setString(1, nombre);</w:t>
+      </w:r>
+      <w:r>
+        <w:rPr>
+          <w:lang w:val="en-GB"/>
+        </w:rPr>
+        <w:br/>
+        <w:t xml:space="preserve">            ps.setString(2, fabricante);</w:t>
+      </w:r>
+      <w:r>
+        <w:rPr>
+          <w:lang w:val="en-GB"/>
+        </w:rPr>
+        <w:br/>
+        <w:t xml:space="preserve">            ps.setString(3, precio);</w:t>
+      </w:r>
+      <w:r>
+        <w:rPr>
+          <w:lang w:val="en-GB"/>
+        </w:rPr>
+        <w:br/>
+        <w:t xml:space="preserve">            ps.setInt(4, id);</w:t>
+      </w:r>
+      <w:r>
+        <w:rPr>
+          <w:lang w:val="en-GB"/>
+        </w:rPr>
+        <w:br/>
+      </w:r>
+      <w:r>
+        <w:rPr>
+          <w:lang w:val="en-GB"/>
+        </w:rPr>
+        <w:br/>
+        <w:t xml:space="preserve">            return ps.executeUpdate() == 1;</w:t>
+      </w:r>
+      <w:r>
+        <w:rPr>
+          <w:lang w:val="en-GB"/>
+        </w:rPr>
+        <w:br/>
+      </w:r>
+      <w:r>
+        <w:rPr>
+          <w:lang w:val="en-GB"/>
+        </w:rPr>
+        <w:br/>
+        <w:t xml:space="preserve">        } catch (SQLException e) {</w:t>
+      </w:r>
+      <w:r>
+        <w:rPr>
+          <w:lang w:val="en-GB"/>
+        </w:rPr>
+        <w:br/>
+        <w:t xml:space="preserve">            e.printStackTrace();</w:t>
+      </w:r>
+      <w:r>
+        <w:rPr>
+          <w:lang w:val="en-GB"/>
+        </w:rPr>
+        <w:br/>
+        <w:t xml:space="preserve">            return false;</w:t>
+      </w:r>
+      <w:r>
+        <w:rPr>
+          <w:lang w:val="en-GB"/>
+        </w:rPr>
+        <w:br/>
+        <w:t xml:space="preserve">        }</w:t>
+      </w:r>
+      <w:r>
+        <w:rPr>
+          <w:lang w:val="en-GB"/>
+        </w:rPr>
+        <w:br/>
+        <w:t xml:space="preserve">    }</w:t>
+      </w:r>
+      <w:r>
+        <w:rPr>
+          <w:lang w:val="en-GB"/>
+        </w:rPr>
+        <w:br/>
+      </w:r>
+      <w:r>
+        <w:rPr>
+          <w:lang w:val="en-GB"/>
+        </w:rPr>
+        <w:br/>
+        <w:t xml:space="preserve">    public boolean eliminar(int id) {</w:t>
+      </w:r>
+      <w:r>
+        <w:rPr>
+          <w:lang w:val="en-GB"/>
+        </w:rPr>
+        <w:br/>
+        <w:t xml:space="preserve">        String sql = "DELETE FROM producto WHERE id_producto=?";</w:t>
       </w:r>
       <w:r>
         <w:rPr>
@@ -332,33 +650,6 @@
           <w:lang w:val="en-GB"/>
         </w:rPr>
         <w:br/>
-        <w:t xml:space="preserve">            ps.setString(2, nombre);</w:t>
-      </w:r>
-      <w:r>
-        <w:rPr>
-          <w:lang w:val="en-GB"/>
-        </w:rPr>
-        <w:br/>
-        <w:t xml:space="preserve">            ps.setString(3, fabricante);</w:t>
-      </w:r>
-      <w:r>
-        <w:rPr>
-          <w:lang w:val="en-GB"/>
-        </w:rPr>
-        <w:br/>
-        <w:t xml:space="preserve">            ps.setString(4, precio);</w:t>
-      </w:r>
-      <w:r>
-        <w:rPr>
-          <w:lang w:val="en-GB"/>
-        </w:rPr>
-        <w:br/>
-      </w:r>
-      <w:r>
-        <w:rPr>
-          <w:lang w:val="en-GB"/>
-        </w:rPr>
-        <w:br/>
         <w:t xml:space="preserve">            return ps.executeUpdate() == 1;</w:t>
       </w:r>
       <w:r>
@@ -413,14 +704,14 @@
           <w:lang w:val="en-GB"/>
         </w:rPr>
         <w:br/>
-        <w:t xml:space="preserve">    public boolean actualizar(int id, String nombre, String fabricante, String precio) {</w:t>
-      </w:r>
-      <w:r>
-        <w:rPr>
-          <w:lang w:val="en-GB"/>
-        </w:rPr>
-        <w:br/>
-        <w:t xml:space="preserve">        String sql = "UPDATE producto SET nombre=?, fabricante=?, precio=? WHERE id_producto=?";</w:t>
+        <w:t xml:space="preserve">    public String[] buscarPorId(int id) {</w:t>
+      </w:r>
+      <w:r>
+        <w:rPr>
+          <w:lang w:val="en-GB"/>
+        </w:rPr>
+        <w:br/>
+        <w:t xml:space="preserve">        String sql = "SELECT id_producto, nombre, fabricante, precio FROM producto WHERE id_producto=?";</w:t>
       </w:r>
       <w:r>
         <w:rPr>
@@ -447,41 +738,77 @@
           <w:lang w:val="en-GB"/>
         </w:rPr>
         <w:br/>
-        <w:t xml:space="preserve">            ps.setString(1, nombre);</w:t>
-      </w:r>
-      <w:r>
-        <w:rPr>
-          <w:lang w:val="en-GB"/>
-        </w:rPr>
-        <w:br/>
-        <w:t xml:space="preserve">            ps.setString(2, fabricante);</w:t>
-      </w:r>
-      <w:r>
-        <w:rPr>
-          <w:lang w:val="en-GB"/>
-        </w:rPr>
-        <w:br/>
-        <w:t xml:space="preserve">            ps.setString(3, precio);</w:t>
-      </w:r>
-      <w:r>
-        <w:rPr>
-          <w:lang w:val="en-GB"/>
-        </w:rPr>
-        <w:br/>
-        <w:t xml:space="preserve">            ps.setInt(4, id);</w:t>
-      </w:r>
-      <w:r>
-        <w:rPr>
-          <w:lang w:val="en-GB"/>
-        </w:rPr>
-        <w:br/>
-      </w:r>
-      <w:r>
-        <w:rPr>
-          <w:lang w:val="en-GB"/>
-        </w:rPr>
-        <w:br/>
-        <w:t xml:space="preserve">            return ps.executeUpdate() == 1;</w:t>
+        <w:t xml:space="preserve">            ps.setInt(1, id);</w:t>
+      </w:r>
+      <w:r>
+        <w:rPr>
+          <w:lang w:val="en-GB"/>
+        </w:rPr>
+        <w:br/>
+        <w:t xml:space="preserve">            try (ResultSet rs = ps.executeQuery()) {</w:t>
+      </w:r>
+      <w:r>
+        <w:rPr>
+          <w:lang w:val="en-GB"/>
+        </w:rPr>
+        <w:br/>
+        <w:t xml:space="preserve">                if (rs.next()) {</w:t>
+      </w:r>
+      <w:r>
+        <w:rPr>
+          <w:lang w:val="en-GB"/>
+        </w:rPr>
+        <w:br/>
+        <w:t xml:space="preserve">                    return new String[]{</w:t>
+      </w:r>
+      <w:r>
+        <w:rPr>
+          <w:lang w:val="en-GB"/>
+        </w:rPr>
+        <w:br/>
+        <w:t xml:space="preserve">                            String.valueOf(rs.getInt("id_producto")),</w:t>
+      </w:r>
+      <w:r>
+        <w:rPr>
+          <w:lang w:val="en-GB"/>
+        </w:rPr>
+        <w:br/>
+        <w:t xml:space="preserve">                            rs.getString("nombre"),</w:t>
+      </w:r>
+      <w:r>
+        <w:rPr>
+          <w:lang w:val="en-GB"/>
+        </w:rPr>
+        <w:br/>
+        <w:t xml:space="preserve">                            rs.getString("fabricante"),</w:t>
+      </w:r>
+      <w:r>
+        <w:rPr>
+          <w:lang w:val="en-GB"/>
+        </w:rPr>
+        <w:br/>
+        <w:t xml:space="preserve">                            rs.getString("precio")</w:t>
+      </w:r>
+      <w:r>
+        <w:rPr>
+          <w:lang w:val="en-GB"/>
+        </w:rPr>
+        <w:br/>
+        <w:t xml:space="preserve">                    };</w:t>
+      </w:r>
+      <w:r>
+        <w:rPr>
+          <w:lang w:val="en-GB"/>
+        </w:rPr>
+        <w:br/>
+        <w:t xml:space="preserve">                }</w:t>
+      </w:r>
+      <w:r>
+        <w:rPr>
+          <w:lang w:val="en-GB"/>
+        </w:rPr>
+        <w:br/>
+        <w:t xml:space="preserve">            }</w:t>
       </w:r>
       <w:r>
         <w:rPr>
@@ -508,13 +835,6 @@
           <w:lang w:val="en-GB"/>
         </w:rPr>
         <w:br/>
-        <w:t xml:space="preserve">            return false;</w:t>
-      </w:r>
-      <w:r>
-        <w:rPr>
-          <w:lang w:val="en-GB"/>
-        </w:rPr>
-        <w:br/>
         <w:t xml:space="preserve">        }</w:t>
       </w:r>
       <w:r>
@@ -522,6 +842,13 @@
           <w:lang w:val="en-GB"/>
         </w:rPr>
         <w:br/>
+        <w:t xml:space="preserve">        return null;</w:t>
+      </w:r>
+      <w:r>
+        <w:rPr>
+          <w:lang w:val="en-GB"/>
+        </w:rPr>
+        <w:br/>
         <w:t xml:space="preserve">    }</w:t>
       </w:r>
       <w:r>
@@ -535,14 +862,27 @@
           <w:lang w:val="en-GB"/>
         </w:rPr>
         <w:br/>
-        <w:t xml:space="preserve">    public boolean eliminar(int id) {</w:t>
-      </w:r>
-      <w:r>
-        <w:rPr>
-          <w:lang w:val="en-GB"/>
-        </w:rPr>
-        <w:br/>
-        <w:t xml:space="preserve">        String sql = "DELETE FROM producto WHERE id_producto=?";</w:t>
+        <w:t xml:space="preserve">    public List&lt;String[]&gt; listarTodos() {</w:t>
+      </w:r>
+      <w:r>
+        <w:rPr>
+          <w:lang w:val="en-GB"/>
+        </w:rPr>
+        <w:br/>
+        <w:t xml:space="preserve">        String sql = "SELECT id_producto, nombre, fabricante, precio FROM producto ORDER BY id_producto";</w:t>
+      </w:r>
+      <w:r>
+        <w:rPr>
+          <w:lang w:val="en-GB"/>
+        </w:rPr>
+        <w:br/>
+        <w:t xml:space="preserve">        List&lt;String[]&gt; lista = new ArrayList&lt;&gt;();</w:t>
+      </w:r>
+      <w:r>
+        <w:rPr>
+          <w:lang w:val="en-GB"/>
+        </w:rPr>
+        <w:br/>
       </w:r>
       <w:r>
         <w:rPr>
@@ -556,278 +896,12 @@
           <w:lang w:val="en-GB"/>
         </w:rPr>
         <w:br/>
-        <w:t xml:space="preserve">             PreparedStatement ps = cn.prepareStatement(sql)) {</w:t>
-      </w:r>
-      <w:r>
-        <w:rPr>
-          <w:lang w:val="en-GB"/>
-        </w:rPr>
-        <w:br/>
-      </w:r>
-      <w:r>
-        <w:rPr>
-          <w:lang w:val="en-GB"/>
-        </w:rPr>
-        <w:br/>
-        <w:t xml:space="preserve">            ps.setInt(1, id);</w:t>
-      </w:r>
-      <w:r>
-        <w:rPr>
-          <w:lang w:val="en-GB"/>
-        </w:rPr>
-        <w:br/>
-        <w:t xml:space="preserve">            return ps.executeUpdate() == 1;</w:t>
-      </w:r>
-      <w:r>
-        <w:rPr>
-          <w:lang w:val="en-GB"/>
-        </w:rPr>
-        <w:br/>
-      </w:r>
-      <w:r>
-        <w:rPr>
-          <w:lang w:val="en-GB"/>
-        </w:rPr>
-        <w:br/>
       </w:r>
       <w:r>
         <w:rPr>
           <w:lang w:val="en-GB"/>
         </w:rPr>
         <w:lastRenderedPageBreak/>
-        <w:t xml:space="preserve">        } catch (SQLException e) {</w:t>
-      </w:r>
-      <w:r>
-        <w:rPr>
-          <w:lang w:val="en-GB"/>
-        </w:rPr>
-        <w:br/>
-        <w:t xml:space="preserve">            e.printStackTrace();</w:t>
-      </w:r>
-      <w:r>
-        <w:rPr>
-          <w:lang w:val="en-GB"/>
-        </w:rPr>
-        <w:br/>
-        <w:t xml:space="preserve">            return false;</w:t>
-      </w:r>
-      <w:r>
-        <w:rPr>
-          <w:lang w:val="en-GB"/>
-        </w:rPr>
-        <w:br/>
-        <w:t xml:space="preserve">        }</w:t>
-      </w:r>
-      <w:r>
-        <w:rPr>
-          <w:lang w:val="en-GB"/>
-        </w:rPr>
-        <w:br/>
-        <w:t xml:space="preserve">    }</w:t>
-      </w:r>
-      <w:r>
-        <w:rPr>
-          <w:lang w:val="en-GB"/>
-        </w:rPr>
-        <w:br/>
-      </w:r>
-      <w:r>
-        <w:rPr>
-          <w:lang w:val="en-GB"/>
-        </w:rPr>
-        <w:br/>
-        <w:t xml:space="preserve">    public String[] buscarPorId(int id) {</w:t>
-      </w:r>
-      <w:r>
-        <w:rPr>
-          <w:lang w:val="en-GB"/>
-        </w:rPr>
-        <w:br/>
-        <w:t xml:space="preserve">        String sql = "SELECT id_producto, nombre, fabricante, precio FROM producto WHERE id_producto=?";</w:t>
-      </w:r>
-      <w:r>
-        <w:rPr>
-          <w:lang w:val="en-GB"/>
-        </w:rPr>
-        <w:br/>
-        <w:t xml:space="preserve">        try (Connection cn = Conexion.getConexion();</w:t>
-      </w:r>
-      <w:r>
-        <w:rPr>
-          <w:lang w:val="en-GB"/>
-        </w:rPr>
-        <w:br/>
-        <w:t xml:space="preserve">             PreparedStatement ps = cn.prepareStatement(sql)) {</w:t>
-      </w:r>
-      <w:r>
-        <w:rPr>
-          <w:lang w:val="en-GB"/>
-        </w:rPr>
-        <w:br/>
-      </w:r>
-      <w:r>
-        <w:rPr>
-          <w:lang w:val="en-GB"/>
-        </w:rPr>
-        <w:br/>
-        <w:t xml:space="preserve">            ps.setInt(1, id);</w:t>
-      </w:r>
-      <w:r>
-        <w:rPr>
-          <w:lang w:val="en-GB"/>
-        </w:rPr>
-        <w:br/>
-        <w:t xml:space="preserve">            try (ResultSet rs = ps.executeQuery()) {</w:t>
-      </w:r>
-      <w:r>
-        <w:rPr>
-          <w:lang w:val="en-GB"/>
-        </w:rPr>
-        <w:br/>
-        <w:t xml:space="preserve">                if (rs.next()) {</w:t>
-      </w:r>
-      <w:r>
-        <w:rPr>
-          <w:lang w:val="en-GB"/>
-        </w:rPr>
-        <w:br/>
-        <w:t xml:space="preserve">                    return new String[]{</w:t>
-      </w:r>
-      <w:r>
-        <w:rPr>
-          <w:lang w:val="en-GB"/>
-        </w:rPr>
-        <w:br/>
-        <w:t xml:space="preserve">                            String.valueOf(rs.getInt("id_producto")),</w:t>
-      </w:r>
-      <w:r>
-        <w:rPr>
-          <w:lang w:val="en-GB"/>
-        </w:rPr>
-        <w:br/>
-        <w:t xml:space="preserve">                            rs.getString("nombre"),</w:t>
-      </w:r>
-      <w:r>
-        <w:rPr>
-          <w:lang w:val="en-GB"/>
-        </w:rPr>
-        <w:br/>
-        <w:t xml:space="preserve">                            rs.getString("fabricante"),</w:t>
-      </w:r>
-      <w:r>
-        <w:rPr>
-          <w:lang w:val="en-GB"/>
-        </w:rPr>
-        <w:br/>
-        <w:t xml:space="preserve">                            rs.getString("precio")</w:t>
-      </w:r>
-      <w:r>
-        <w:rPr>
-          <w:lang w:val="en-GB"/>
-        </w:rPr>
-        <w:br/>
-        <w:t xml:space="preserve">                    };</w:t>
-      </w:r>
-      <w:r>
-        <w:rPr>
-          <w:lang w:val="en-GB"/>
-        </w:rPr>
-        <w:br/>
-        <w:t xml:space="preserve">                }</w:t>
-      </w:r>
-      <w:r>
-        <w:rPr>
-          <w:lang w:val="en-GB"/>
-        </w:rPr>
-        <w:br/>
-        <w:t xml:space="preserve">            }</w:t>
-      </w:r>
-      <w:r>
-        <w:rPr>
-          <w:lang w:val="en-GB"/>
-        </w:rPr>
-        <w:br/>
-      </w:r>
-      <w:r>
-        <w:rPr>
-          <w:lang w:val="en-GB"/>
-        </w:rPr>
-        <w:br/>
-        <w:t xml:space="preserve">        } catch (SQLException e) {</w:t>
-      </w:r>
-      <w:r>
-        <w:rPr>
-          <w:lang w:val="en-GB"/>
-        </w:rPr>
-        <w:br/>
-        <w:t xml:space="preserve">            e.printStackTrace();</w:t>
-      </w:r>
-      <w:r>
-        <w:rPr>
-          <w:lang w:val="en-GB"/>
-        </w:rPr>
-        <w:br/>
-        <w:t xml:space="preserve">        }</w:t>
-      </w:r>
-      <w:r>
-        <w:rPr>
-          <w:lang w:val="en-GB"/>
-        </w:rPr>
-        <w:br/>
-        <w:t xml:space="preserve">        return null;</w:t>
-      </w:r>
-      <w:r>
-        <w:rPr>
-          <w:lang w:val="en-GB"/>
-        </w:rPr>
-        <w:br/>
-        <w:t xml:space="preserve">    }</w:t>
-      </w:r>
-      <w:r>
-        <w:rPr>
-          <w:lang w:val="en-GB"/>
-        </w:rPr>
-        <w:br/>
-      </w:r>
-      <w:r>
-        <w:rPr>
-          <w:lang w:val="en-GB"/>
-        </w:rPr>
-        <w:br/>
-        <w:t xml:space="preserve">    public List&lt;String[]&gt; listarTodos() {</w:t>
-      </w:r>
-      <w:r>
-        <w:rPr>
-          <w:lang w:val="en-GB"/>
-        </w:rPr>
-        <w:br/>
-        <w:t xml:space="preserve">        String sql = "SELECT id_producto, nombre, fabricante, precio FROM producto ORDER BY id_producto";</w:t>
-      </w:r>
-      <w:r>
-        <w:rPr>
-          <w:lang w:val="en-GB"/>
-        </w:rPr>
-        <w:br/>
-        <w:t xml:space="preserve">        List&lt;String[]&gt; lista = new ArrayList&lt;&gt;();</w:t>
-      </w:r>
-      <w:r>
-        <w:rPr>
-          <w:lang w:val="en-GB"/>
-        </w:rPr>
-        <w:br/>
-      </w:r>
-      <w:r>
-        <w:rPr>
-          <w:lang w:val="en-GB"/>
-        </w:rPr>
-        <w:br/>
-        <w:t xml:space="preserve">        try (Connection cn = Conexion.getConexion();</w:t>
-      </w:r>
-      <w:r>
-        <w:rPr>
-          <w:lang w:val="en-GB"/>
-        </w:rPr>
-        <w:br/>
         <w:t xml:space="preserve">             Statement st = cn.createStatement();</w:t>
       </w:r>
       <w:r>
@@ -862,12 +936,6 @@
           <w:lang w:val="en-GB"/>
         </w:rPr>
         <w:br/>
-      </w:r>
-      <w:r>
-        <w:rPr>
-          <w:lang w:val="en-GB"/>
-        </w:rPr>
-        <w:lastRenderedPageBreak/>
         <w:t xml:space="preserve">                        String.valueOf(rs.getInt("id_producto")),</w:t>
       </w:r>
       <w:r>
@@ -963,7 +1031,7 @@
     <w:p>
       <w:r>
         <w:pict w14:anchorId="30BA8539">
-          <v:rect id="_x0000_i1057" style="width:0;height:1.5pt" o:hralign="center" o:hrstd="t" o:hr="t" fillcolor="#a0a0a0" stroked="f"/>
+          <v:rect id="_x0000_i1027" style="width:0;height:1.5pt" o:hralign="center" o:hrstd="t" o:hr="t" fillcolor="#a0a0a0" stroked="f"/>
         </w:pict>
       </w:r>
     </w:p>
@@ -1321,11 +1389,7 @@
       </w:r>
       <w:proofErr w:type="spellEnd"/>
       <w:r>
-        <w:t>[]{"ID", "NOMBRE", "FABRICANTE", "PRECIO"}, 0</w:t>
-      </w:r>
-      <w:r>
-        <w:br/>
-        <w:t xml:space="preserve">    );</w:t>
+        <w:t>[]{"ID", "NOMBRE", "FABRICANTE", "PRECIO"}, 0 );</w:t>
       </w:r>
       <w:r>
         <w:br/>
@@ -1360,6 +1424,9 @@
       </w:r>
       <w:r>
         <w:br/>
+      </w:r>
+      <w:r>
+        <w:lastRenderedPageBreak/>
         <w:t xml:space="preserve">    // DAO</w:t>
       </w:r>
       <w:r>
@@ -1407,9 +1474,722 @@
       </w:r>
       <w:r>
         <w:br/>
+        <w:t xml:space="preserve">    </w:t>
+      </w:r>
+      <w:proofErr w:type="spellStart"/>
+      <w:r>
+        <w:t>private</w:t>
+      </w:r>
+      <w:proofErr w:type="spellEnd"/>
+      <w:r>
+        <w:t xml:space="preserve"> </w:t>
+      </w:r>
+      <w:proofErr w:type="spellStart"/>
+      <w:r>
+        <w:t>JButton</w:t>
+      </w:r>
+      <w:proofErr w:type="spellEnd"/>
+      <w:r>
+        <w:t xml:space="preserve"> </w:t>
+      </w:r>
+      <w:proofErr w:type="spellStart"/>
+      <w:r>
+        <w:t>btnInsertar</w:t>
+      </w:r>
+      <w:proofErr w:type="spellEnd"/>
+      <w:r>
+        <w:t xml:space="preserve"> = new </w:t>
+      </w:r>
+      <w:proofErr w:type="spellStart"/>
+      <w:r>
+        <w:t>JButton</w:t>
+      </w:r>
+      <w:proofErr w:type="spellEnd"/>
+      <w:r>
+        <w:t>("Insertar");</w:t>
+      </w:r>
+      <w:r>
+        <w:br/>
+        <w:t xml:space="preserve">    </w:t>
+      </w:r>
+      <w:proofErr w:type="spellStart"/>
+      <w:r>
+        <w:t>private</w:t>
+      </w:r>
+      <w:proofErr w:type="spellEnd"/>
+      <w:r>
+        <w:t xml:space="preserve"> </w:t>
+      </w:r>
+      <w:proofErr w:type="spellStart"/>
+      <w:r>
+        <w:t>JButton</w:t>
+      </w:r>
+      <w:proofErr w:type="spellEnd"/>
+      <w:r>
+        <w:t xml:space="preserve"> </w:t>
+      </w:r>
+      <w:proofErr w:type="spellStart"/>
+      <w:r>
+        <w:t>btnActualizar</w:t>
+      </w:r>
+      <w:proofErr w:type="spellEnd"/>
+      <w:r>
+        <w:t xml:space="preserve"> = new </w:t>
+      </w:r>
+      <w:proofErr w:type="spellStart"/>
+      <w:r>
+        <w:t>JButton</w:t>
+      </w:r>
+      <w:proofErr w:type="spellEnd"/>
+      <w:r>
+        <w:t>("Actualizar");</w:t>
+      </w:r>
+      <w:r>
+        <w:br/>
+        <w:t xml:space="preserve">    </w:t>
+      </w:r>
+      <w:proofErr w:type="spellStart"/>
+      <w:r>
+        <w:t>private</w:t>
+      </w:r>
+      <w:proofErr w:type="spellEnd"/>
+      <w:r>
+        <w:t xml:space="preserve"> </w:t>
+      </w:r>
+      <w:proofErr w:type="spellStart"/>
+      <w:r>
+        <w:t>JButton</w:t>
+      </w:r>
+      <w:proofErr w:type="spellEnd"/>
+      <w:r>
+        <w:t xml:space="preserve"> </w:t>
+      </w:r>
+      <w:proofErr w:type="spellStart"/>
+      <w:r>
+        <w:t>btnEliminar</w:t>
+      </w:r>
+      <w:proofErr w:type="spellEnd"/>
+      <w:r>
+        <w:t xml:space="preserve"> = new </w:t>
+      </w:r>
+      <w:proofErr w:type="spellStart"/>
+      <w:r>
+        <w:t>JButton</w:t>
+      </w:r>
+      <w:proofErr w:type="spellEnd"/>
+      <w:r>
+        <w:t>("Eliminar");</w:t>
+      </w:r>
+      <w:r>
+        <w:br/>
+        <w:t xml:space="preserve">    </w:t>
+      </w:r>
+      <w:proofErr w:type="spellStart"/>
+      <w:r>
+        <w:t>private</w:t>
+      </w:r>
+      <w:proofErr w:type="spellEnd"/>
+      <w:r>
+        <w:t xml:space="preserve"> </w:t>
+      </w:r>
+      <w:proofErr w:type="spellStart"/>
+      <w:r>
+        <w:t>JButton</w:t>
+      </w:r>
+      <w:proofErr w:type="spellEnd"/>
+      <w:r>
+        <w:t xml:space="preserve"> </w:t>
+      </w:r>
+      <w:proofErr w:type="spellStart"/>
+      <w:r>
+        <w:t>btnBuscar</w:t>
+      </w:r>
+      <w:proofErr w:type="spellEnd"/>
+      <w:r>
+        <w:t xml:space="preserve"> = new </w:t>
+      </w:r>
+      <w:proofErr w:type="spellStart"/>
+      <w:r>
+        <w:t>JButton</w:t>
+      </w:r>
+      <w:proofErr w:type="spellEnd"/>
+      <w:r>
+        <w:t>("Buscar");</w:t>
+      </w:r>
+      <w:r>
+        <w:br/>
+        <w:t xml:space="preserve">    </w:t>
+      </w:r>
+      <w:proofErr w:type="spellStart"/>
+      <w:r>
+        <w:t>private</w:t>
+      </w:r>
+      <w:proofErr w:type="spellEnd"/>
+      <w:r>
+        <w:t xml:space="preserve"> </w:t>
+      </w:r>
+      <w:proofErr w:type="spellStart"/>
+      <w:r>
+        <w:t>JButton</w:t>
+      </w:r>
+      <w:proofErr w:type="spellEnd"/>
+      <w:r>
+        <w:t xml:space="preserve"> </w:t>
+      </w:r>
+      <w:proofErr w:type="spellStart"/>
+      <w:r>
+        <w:t>btnListar</w:t>
+      </w:r>
+      <w:proofErr w:type="spellEnd"/>
+      <w:r>
+        <w:t xml:space="preserve"> = new </w:t>
+      </w:r>
+      <w:proofErr w:type="spellStart"/>
+      <w:r>
+        <w:t>JButton</w:t>
+      </w:r>
+      <w:proofErr w:type="spellEnd"/>
+      <w:r>
+        <w:t>("Listar");</w:t>
+      </w:r>
+      <w:r>
+        <w:br/>
+        <w:t xml:space="preserve">    </w:t>
+      </w:r>
+      <w:proofErr w:type="spellStart"/>
+      <w:r>
+        <w:t>private</w:t>
+      </w:r>
+      <w:proofErr w:type="spellEnd"/>
+      <w:r>
+        <w:t xml:space="preserve"> </w:t>
+      </w:r>
+      <w:proofErr w:type="spellStart"/>
+      <w:r>
+        <w:t>JButton</w:t>
+      </w:r>
+      <w:proofErr w:type="spellEnd"/>
+      <w:r>
+        <w:t xml:space="preserve"> </w:t>
+      </w:r>
+      <w:proofErr w:type="spellStart"/>
+      <w:r>
+        <w:t>btnLimpiar</w:t>
+      </w:r>
+      <w:proofErr w:type="spellEnd"/>
+      <w:r>
+        <w:t xml:space="preserve"> = new </w:t>
+      </w:r>
+      <w:proofErr w:type="spellStart"/>
+      <w:r>
+        <w:t>JButton</w:t>
+      </w:r>
+      <w:proofErr w:type="spellEnd"/>
+      <w:r>
+        <w:t>("Limpiar");</w:t>
+      </w:r>
+      <w:r>
+        <w:br/>
+      </w:r>
+      <w:r>
+        <w:br/>
+        <w:t xml:space="preserve">    </w:t>
+      </w:r>
+      <w:proofErr w:type="spellStart"/>
+      <w:r>
+        <w:t>public</w:t>
+      </w:r>
+      <w:proofErr w:type="spellEnd"/>
+      <w:r>
+        <w:t xml:space="preserve"> </w:t>
+      </w:r>
+      <w:proofErr w:type="spellStart"/>
+      <w:r>
+        <w:t>CrudProductoSwing</w:t>
+      </w:r>
+      <w:proofErr w:type="spellEnd"/>
+      <w:r>
+        <w:t>() {</w:t>
+      </w:r>
+      <w:r>
+        <w:br/>
+        <w:t xml:space="preserve">        </w:t>
+      </w:r>
+      <w:proofErr w:type="spellStart"/>
+      <w:r>
+        <w:t>setTitle</w:t>
+      </w:r>
+      <w:proofErr w:type="spellEnd"/>
+      <w:r>
+        <w:t>("CRUD Producto (Swing + MySQL)");</w:t>
+      </w:r>
+      <w:r>
+        <w:br/>
+        <w:t xml:space="preserve">        </w:t>
+      </w:r>
+      <w:proofErr w:type="spellStart"/>
+      <w:r>
+        <w:t>setDefaultCloseOperation</w:t>
+      </w:r>
+      <w:proofErr w:type="spellEnd"/>
+      <w:r>
+        <w:t>(</w:t>
+      </w:r>
+      <w:proofErr w:type="spellStart"/>
+      <w:r>
+        <w:t>JFrame.EXIT_ON_CLOSE</w:t>
+      </w:r>
+      <w:proofErr w:type="spellEnd"/>
+      <w:r>
+        <w:t>);</w:t>
+      </w:r>
+      <w:r>
+        <w:br/>
+        <w:t xml:space="preserve">        </w:t>
+      </w:r>
+      <w:proofErr w:type="spellStart"/>
+      <w:r>
+        <w:t>setSize</w:t>
+      </w:r>
+      <w:proofErr w:type="spellEnd"/>
+      <w:r>
+        <w:t>(780, 450);</w:t>
+      </w:r>
+      <w:r>
+        <w:br/>
+        <w:t xml:space="preserve">        </w:t>
+      </w:r>
+      <w:proofErr w:type="spellStart"/>
+      <w:r>
+        <w:t>setLocationRelativeTo</w:t>
+      </w:r>
+      <w:proofErr w:type="spellEnd"/>
+      <w:r>
+        <w:t>(</w:t>
+      </w:r>
+      <w:proofErr w:type="spellStart"/>
+      <w:r>
+        <w:t>null</w:t>
+      </w:r>
+      <w:proofErr w:type="spellEnd"/>
+      <w:r>
+        <w:t>); // centrar</w:t>
+      </w:r>
+      <w:r>
+        <w:br/>
+        <w:t xml:space="preserve">        </w:t>
+      </w:r>
+      <w:proofErr w:type="spellStart"/>
+      <w:r>
+        <w:t>setLayout</w:t>
+      </w:r>
+      <w:proofErr w:type="spellEnd"/>
+      <w:r>
+        <w:t xml:space="preserve">(new </w:t>
+      </w:r>
+      <w:proofErr w:type="spellStart"/>
+      <w:r>
+        <w:t>BorderLayout</w:t>
+      </w:r>
+      <w:proofErr w:type="spellEnd"/>
+      <w:r>
+        <w:t>(10, 10));</w:t>
+      </w:r>
+      <w:r>
+        <w:br/>
+      </w:r>
+      <w:r>
+        <w:br/>
+        <w:t xml:space="preserve">        </w:t>
+      </w:r>
+      <w:proofErr w:type="spellStart"/>
+      <w:r>
+        <w:t>add</w:t>
+      </w:r>
+      <w:proofErr w:type="spellEnd"/>
+      <w:r>
+        <w:t>(</w:t>
+      </w:r>
+      <w:proofErr w:type="spellStart"/>
+      <w:r>
+        <w:t>crearPanelFormulario</w:t>
+      </w:r>
+      <w:proofErr w:type="spellEnd"/>
+      <w:r>
+        <w:t xml:space="preserve">(), </w:t>
+      </w:r>
+      <w:proofErr w:type="spellStart"/>
+      <w:r>
+        <w:t>BorderLayout.NORTH</w:t>
+      </w:r>
+      <w:proofErr w:type="spellEnd"/>
+      <w:r>
+        <w:t>);</w:t>
+      </w:r>
+      <w:r>
+        <w:br/>
+        <w:t xml:space="preserve">        </w:t>
+      </w:r>
+      <w:proofErr w:type="spellStart"/>
+      <w:r>
+        <w:t>add</w:t>
+      </w:r>
+      <w:proofErr w:type="spellEnd"/>
+      <w:r>
+        <w:t>(</w:t>
+      </w:r>
+      <w:proofErr w:type="spellStart"/>
+      <w:r>
+        <w:t>crearPanelTabla</w:t>
+      </w:r>
+      <w:proofErr w:type="spellEnd"/>
+      <w:r>
+        <w:t xml:space="preserve">(), </w:t>
+      </w:r>
+      <w:proofErr w:type="spellStart"/>
+      <w:r>
+        <w:t>BorderLayout.CENTER</w:t>
+      </w:r>
+      <w:proofErr w:type="spellEnd"/>
+      <w:r>
+        <w:t>);</w:t>
+      </w:r>
+      <w:r>
+        <w:br/>
+        <w:t xml:space="preserve">        </w:t>
+      </w:r>
+      <w:proofErr w:type="spellStart"/>
+      <w:r>
+        <w:t>add</w:t>
+      </w:r>
+      <w:proofErr w:type="spellEnd"/>
+      <w:r>
+        <w:t>(</w:t>
+      </w:r>
+      <w:proofErr w:type="spellStart"/>
+      <w:r>
+        <w:t>crearPanelBotones</w:t>
+      </w:r>
+      <w:proofErr w:type="spellEnd"/>
+      <w:r>
+        <w:t xml:space="preserve">(), </w:t>
+      </w:r>
+      <w:proofErr w:type="spellStart"/>
+      <w:r>
+        <w:t>BorderLayout.SOUTH</w:t>
+      </w:r>
+      <w:proofErr w:type="spellEnd"/>
+      <w:r>
+        <w:t>);</w:t>
+      </w:r>
+      <w:r>
+        <w:br/>
+      </w:r>
+      <w:r>
+        <w:br/>
+        <w:t xml:space="preserve">        eventos();</w:t>
+      </w:r>
+      <w:r>
+        <w:br/>
+        <w:t xml:space="preserve">        </w:t>
+      </w:r>
+      <w:proofErr w:type="spellStart"/>
+      <w:r>
+        <w:t>cargarTabla</w:t>
+      </w:r>
+      <w:proofErr w:type="spellEnd"/>
+      <w:r>
+        <w:t>(); // al iniciar</w:t>
+      </w:r>
+      <w:r>
+        <w:br/>
+      </w:r>
+      <w:r>
+        <w:br/>
+        <w:t xml:space="preserve">        </w:t>
+      </w:r>
+      <w:proofErr w:type="spellStart"/>
+      <w:r>
+        <w:t>setVisible</w:t>
+      </w:r>
+      <w:proofErr w:type="spellEnd"/>
+      <w:r>
+        <w:t>(true);</w:t>
+      </w:r>
+      <w:r>
+        <w:br/>
+        <w:t xml:space="preserve">    }</w:t>
+      </w:r>
+      <w:r>
+        <w:br/>
+      </w:r>
+      <w:r>
+        <w:br/>
+        <w:t xml:space="preserve">    </w:t>
+      </w:r>
+      <w:proofErr w:type="spellStart"/>
+      <w:r>
+        <w:t>private</w:t>
+      </w:r>
+      <w:proofErr w:type="spellEnd"/>
+      <w:r>
+        <w:t xml:space="preserve"> </w:t>
+      </w:r>
+      <w:proofErr w:type="spellStart"/>
+      <w:r>
+        <w:t>JPanel</w:t>
+      </w:r>
+      <w:proofErr w:type="spellEnd"/>
+      <w:r>
+        <w:t xml:space="preserve"> </w:t>
+      </w:r>
+      <w:proofErr w:type="spellStart"/>
+      <w:r>
+        <w:t>crearPanelFormulario</w:t>
+      </w:r>
+      <w:proofErr w:type="spellEnd"/>
+      <w:r>
+        <w:t>() {</w:t>
+      </w:r>
+      <w:r>
+        <w:br/>
+        <w:t xml:space="preserve">        </w:t>
+      </w:r>
+      <w:proofErr w:type="spellStart"/>
+      <w:r>
+        <w:t>JPanel</w:t>
+      </w:r>
+      <w:proofErr w:type="spellEnd"/>
+      <w:r>
+        <w:t xml:space="preserve"> p = new </w:t>
+      </w:r>
+      <w:proofErr w:type="spellStart"/>
+      <w:r>
+        <w:t>JPanel</w:t>
+      </w:r>
+      <w:proofErr w:type="spellEnd"/>
+      <w:r>
+        <w:t xml:space="preserve">(new </w:t>
+      </w:r>
+      <w:proofErr w:type="spellStart"/>
+      <w:r>
+        <w:t>GridLayout</w:t>
+      </w:r>
+      <w:proofErr w:type="spellEnd"/>
+      <w:r>
+        <w:t>(2, 4, 10, 10));</w:t>
+      </w:r>
+      <w:r>
+        <w:br/>
+        <w:t xml:space="preserve">        </w:t>
+      </w:r>
+      <w:proofErr w:type="spellStart"/>
+      <w:r>
+        <w:t>p.setBorder</w:t>
+      </w:r>
+      <w:proofErr w:type="spellEnd"/>
+      <w:r>
+        <w:t>(</w:t>
+      </w:r>
+      <w:proofErr w:type="spellStart"/>
+      <w:r>
+        <w:t>BorderFactory.createTitledBorder</w:t>
+      </w:r>
+      <w:proofErr w:type="spellEnd"/>
+      <w:r>
+        <w:t>("Datos del producto"));</w:t>
+      </w:r>
+      <w:r>
+        <w:br/>
+      </w:r>
+      <w:r>
+        <w:br/>
+        <w:t xml:space="preserve">        </w:t>
+      </w:r>
+      <w:proofErr w:type="spellStart"/>
+      <w:r>
+        <w:t>p.add</w:t>
+      </w:r>
+      <w:proofErr w:type="spellEnd"/>
+      <w:r>
+        <w:t xml:space="preserve">(new </w:t>
+      </w:r>
+      <w:proofErr w:type="spellStart"/>
+      <w:r>
+        <w:t>JLabel</w:t>
+      </w:r>
+      <w:proofErr w:type="spellEnd"/>
+      <w:r>
+        <w:t>("ID_PRODUCTO:"));</w:t>
+      </w:r>
+      <w:r>
+        <w:br/>
+        <w:t xml:space="preserve">        </w:t>
+      </w:r>
+      <w:proofErr w:type="spellStart"/>
+      <w:r>
+        <w:t>p.add</w:t>
+      </w:r>
+      <w:proofErr w:type="spellEnd"/>
+      <w:r>
+        <w:t xml:space="preserve">(new </w:t>
+      </w:r>
+      <w:proofErr w:type="spellStart"/>
+      <w:r>
+        <w:t>JLabel</w:t>
+      </w:r>
+      <w:proofErr w:type="spellEnd"/>
+      <w:r>
+        <w:t>("NOMBRE:"));</w:t>
+      </w:r>
+      <w:r>
+        <w:br/>
+        <w:t xml:space="preserve">        </w:t>
+      </w:r>
+      <w:proofErr w:type="spellStart"/>
+      <w:r>
+        <w:t>p.add</w:t>
+      </w:r>
+      <w:proofErr w:type="spellEnd"/>
+      <w:r>
+        <w:t xml:space="preserve">(new </w:t>
+      </w:r>
+      <w:proofErr w:type="spellStart"/>
+      <w:r>
+        <w:t>JLabel</w:t>
+      </w:r>
+      <w:proofErr w:type="spellEnd"/>
+      <w:r>
+        <w:t>("FABRICANTE:"));</w:t>
+      </w:r>
+      <w:r>
+        <w:br/>
+        <w:t xml:space="preserve">        </w:t>
+      </w:r>
+      <w:proofErr w:type="spellStart"/>
+      <w:r>
+        <w:t>p.add</w:t>
+      </w:r>
+      <w:proofErr w:type="spellEnd"/>
+      <w:r>
+        <w:t xml:space="preserve">(new </w:t>
+      </w:r>
+      <w:proofErr w:type="spellStart"/>
+      <w:r>
+        <w:t>JLabel</w:t>
+      </w:r>
+      <w:proofErr w:type="spellEnd"/>
+      <w:r>
+        <w:t>("PRECIO:"));</w:t>
+      </w:r>
+      <w:r>
+        <w:br/>
+      </w:r>
+      <w:r>
+        <w:br/>
+        <w:t xml:space="preserve">        </w:t>
+      </w:r>
+      <w:proofErr w:type="spellStart"/>
+      <w:r>
+        <w:t>p.add</w:t>
+      </w:r>
+      <w:proofErr w:type="spellEnd"/>
+      <w:r>
+        <w:t>(</w:t>
+      </w:r>
+      <w:proofErr w:type="spellStart"/>
+      <w:r>
+        <w:t>txtId</w:t>
+      </w:r>
+      <w:proofErr w:type="spellEnd"/>
+      <w:r>
+        <w:t>);</w:t>
+      </w:r>
+      <w:r>
+        <w:br/>
+        <w:t xml:space="preserve">        </w:t>
+      </w:r>
+      <w:proofErr w:type="spellStart"/>
+      <w:r>
+        <w:t>p.add</w:t>
+      </w:r>
+      <w:proofErr w:type="spellEnd"/>
+      <w:r>
+        <w:t>(</w:t>
+      </w:r>
+      <w:proofErr w:type="spellStart"/>
+      <w:r>
+        <w:t>txtNombre</w:t>
+      </w:r>
+      <w:proofErr w:type="spellEnd"/>
+      <w:r>
+        <w:t>);</w:t>
+      </w:r>
+      <w:r>
+        <w:br/>
+        <w:t xml:space="preserve">        </w:t>
+      </w:r>
+      <w:proofErr w:type="spellStart"/>
+      <w:r>
+        <w:t>p.add</w:t>
+      </w:r>
+      <w:proofErr w:type="spellEnd"/>
+      <w:r>
+        <w:t>(</w:t>
+      </w:r>
+      <w:proofErr w:type="spellStart"/>
+      <w:r>
+        <w:t>txtFabricante</w:t>
+      </w:r>
+      <w:proofErr w:type="spellEnd"/>
+      <w:r>
+        <w:t>);</w:t>
+      </w:r>
+      <w:r>
+        <w:br/>
+        <w:t xml:space="preserve">        </w:t>
+      </w:r>
+      <w:proofErr w:type="spellStart"/>
+      <w:r>
+        <w:t>p.add</w:t>
+      </w:r>
+      <w:proofErr w:type="spellEnd"/>
+      <w:r>
+        <w:t>(</w:t>
+      </w:r>
+      <w:proofErr w:type="spellStart"/>
+      <w:r>
+        <w:t>txtPrecio</w:t>
+      </w:r>
+      <w:proofErr w:type="spellEnd"/>
+      <w:r>
+        <w:t>);</w:t>
+      </w:r>
+      <w:r>
+        <w:br/>
       </w:r>
       <w:r>
         <w:lastRenderedPageBreak/>
+        <w:br/>
+        <w:t xml:space="preserve">        </w:t>
+      </w:r>
+      <w:proofErr w:type="spellStart"/>
+      <w:r>
+        <w:t>return</w:t>
+      </w:r>
+      <w:proofErr w:type="spellEnd"/>
+      <w:r>
+        <w:t xml:space="preserve"> p;</w:t>
+      </w:r>
+      <w:r>
+        <w:br/>
+        <w:t xml:space="preserve">    }</w:t>
+      </w:r>
+      <w:r>
+        <w:br/>
+      </w:r>
+      <w:r>
+        <w:br/>
         <w:t xml:space="preserve">    </w:t>
       </w:r>
       <w:proofErr w:type="spellStart"/>
@@ -1422,7 +2202,7 @@
       </w:r>
       <w:proofErr w:type="spellStart"/>
       <w:r>
-        <w:t>JButton</w:t>
+        <w:t>JScrollPane</w:t>
       </w:r>
       <w:proofErr w:type="spellEnd"/>
       <w:r>
@@ -1430,19 +2210,261 @@
       </w:r>
       <w:proofErr w:type="spellStart"/>
       <w:r>
+        <w:t>crearPanelTabla</w:t>
+      </w:r>
+      <w:proofErr w:type="spellEnd"/>
+      <w:r>
+        <w:t>() {</w:t>
+      </w:r>
+      <w:r>
+        <w:br/>
+        <w:t xml:space="preserve">        </w:t>
+      </w:r>
+      <w:proofErr w:type="spellStart"/>
+      <w:r>
+        <w:t>tabla.setSelectionMode</w:t>
+      </w:r>
+      <w:proofErr w:type="spellEnd"/>
+      <w:r>
+        <w:t>(</w:t>
+      </w:r>
+      <w:proofErr w:type="spellStart"/>
+      <w:r>
+        <w:t>ListSelectionModel.SINGLE_SELECTION</w:t>
+      </w:r>
+      <w:proofErr w:type="spellEnd"/>
+      <w:r>
+        <w:t>);</w:t>
+      </w:r>
+      <w:r>
+        <w:br/>
+        <w:t xml:space="preserve">        </w:t>
+      </w:r>
+      <w:proofErr w:type="spellStart"/>
+      <w:r>
+        <w:t>return</w:t>
+      </w:r>
+      <w:proofErr w:type="spellEnd"/>
+      <w:r>
+        <w:t xml:space="preserve"> new </w:t>
+      </w:r>
+      <w:proofErr w:type="spellStart"/>
+      <w:r>
+        <w:t>JScrollPane</w:t>
+      </w:r>
+      <w:proofErr w:type="spellEnd"/>
+      <w:r>
+        <w:t>(tabla);</w:t>
+      </w:r>
+      <w:r>
+        <w:br/>
+        <w:t xml:space="preserve">    }</w:t>
+      </w:r>
+      <w:r>
+        <w:br/>
+      </w:r>
+      <w:r>
+        <w:br/>
+        <w:t xml:space="preserve">    </w:t>
+      </w:r>
+      <w:proofErr w:type="spellStart"/>
+      <w:r>
+        <w:t>private</w:t>
+      </w:r>
+      <w:proofErr w:type="spellEnd"/>
+      <w:r>
+        <w:t xml:space="preserve"> </w:t>
+      </w:r>
+      <w:proofErr w:type="spellStart"/>
+      <w:r>
+        <w:t>JPanel</w:t>
+      </w:r>
+      <w:proofErr w:type="spellEnd"/>
+      <w:r>
+        <w:t xml:space="preserve"> </w:t>
+      </w:r>
+      <w:proofErr w:type="spellStart"/>
+      <w:r>
+        <w:t>crearPanelBotones</w:t>
+      </w:r>
+      <w:proofErr w:type="spellEnd"/>
+      <w:r>
+        <w:t>() {</w:t>
+      </w:r>
+      <w:r>
+        <w:br/>
+        <w:t xml:space="preserve">        </w:t>
+      </w:r>
+      <w:proofErr w:type="spellStart"/>
+      <w:r>
+        <w:t>JPanel</w:t>
+      </w:r>
+      <w:proofErr w:type="spellEnd"/>
+      <w:r>
+        <w:t xml:space="preserve"> p = new </w:t>
+      </w:r>
+      <w:proofErr w:type="spellStart"/>
+      <w:r>
+        <w:t>JPanel</w:t>
+      </w:r>
+      <w:proofErr w:type="spellEnd"/>
+      <w:r>
+        <w:t xml:space="preserve">(new </w:t>
+      </w:r>
+      <w:proofErr w:type="spellStart"/>
+      <w:r>
+        <w:t>FlowLayout</w:t>
+      </w:r>
+      <w:proofErr w:type="spellEnd"/>
+      <w:r>
+        <w:t>(</w:t>
+      </w:r>
+      <w:proofErr w:type="spellStart"/>
+      <w:r>
+        <w:t>FlowLayout.CENTER</w:t>
+      </w:r>
+      <w:proofErr w:type="spellEnd"/>
+      <w:r>
+        <w:t>, 10, 10));</w:t>
+      </w:r>
+      <w:r>
+        <w:br/>
+        <w:t xml:space="preserve">        </w:t>
+      </w:r>
+      <w:proofErr w:type="spellStart"/>
+      <w:r>
+        <w:t>p.add</w:t>
+      </w:r>
+      <w:proofErr w:type="spellEnd"/>
+      <w:r>
+        <w:t>(</w:t>
+      </w:r>
+      <w:proofErr w:type="spellStart"/>
+      <w:r>
         <w:t>btnInsertar</w:t>
       </w:r>
       <w:proofErr w:type="spellEnd"/>
       <w:r>
-        <w:t xml:space="preserve"> = new </w:t>
-      </w:r>
-      <w:proofErr w:type="spellStart"/>
-      <w:r>
-        <w:t>JButton</w:t>
-      </w:r>
-      <w:proofErr w:type="spellEnd"/>
-      <w:r>
-        <w:t>("Insertar");</w:t>
+        <w:t>);</w:t>
+      </w:r>
+      <w:r>
+        <w:br/>
+        <w:t xml:space="preserve">        </w:t>
+      </w:r>
+      <w:proofErr w:type="spellStart"/>
+      <w:r>
+        <w:t>p.add</w:t>
+      </w:r>
+      <w:proofErr w:type="spellEnd"/>
+      <w:r>
+        <w:t>(</w:t>
+      </w:r>
+      <w:proofErr w:type="spellStart"/>
+      <w:r>
+        <w:t>btnActualizar</w:t>
+      </w:r>
+      <w:proofErr w:type="spellEnd"/>
+      <w:r>
+        <w:t>);</w:t>
+      </w:r>
+      <w:r>
+        <w:br/>
+        <w:t xml:space="preserve">        </w:t>
+      </w:r>
+      <w:proofErr w:type="spellStart"/>
+      <w:r>
+        <w:t>p.add</w:t>
+      </w:r>
+      <w:proofErr w:type="spellEnd"/>
+      <w:r>
+        <w:t>(</w:t>
+      </w:r>
+      <w:proofErr w:type="spellStart"/>
+      <w:r>
+        <w:t>btnEliminar</w:t>
+      </w:r>
+      <w:proofErr w:type="spellEnd"/>
+      <w:r>
+        <w:t>);</w:t>
+      </w:r>
+      <w:r>
+        <w:br/>
+        <w:t xml:space="preserve">        </w:t>
+      </w:r>
+      <w:proofErr w:type="spellStart"/>
+      <w:r>
+        <w:t>p.add</w:t>
+      </w:r>
+      <w:proofErr w:type="spellEnd"/>
+      <w:r>
+        <w:t>(</w:t>
+      </w:r>
+      <w:proofErr w:type="spellStart"/>
+      <w:r>
+        <w:t>btnBuscar</w:t>
+      </w:r>
+      <w:proofErr w:type="spellEnd"/>
+      <w:r>
+        <w:t>);</w:t>
+      </w:r>
+      <w:r>
+        <w:br/>
+        <w:t xml:space="preserve">        </w:t>
+      </w:r>
+      <w:proofErr w:type="spellStart"/>
+      <w:r>
+        <w:t>p.add</w:t>
+      </w:r>
+      <w:proofErr w:type="spellEnd"/>
+      <w:r>
+        <w:t>(</w:t>
+      </w:r>
+      <w:proofErr w:type="spellStart"/>
+      <w:r>
+        <w:t>btnListar</w:t>
+      </w:r>
+      <w:proofErr w:type="spellEnd"/>
+      <w:r>
+        <w:t>);</w:t>
+      </w:r>
+      <w:r>
+        <w:br/>
+        <w:t xml:space="preserve">        </w:t>
+      </w:r>
+      <w:proofErr w:type="spellStart"/>
+      <w:r>
+        <w:t>p.add</w:t>
+      </w:r>
+      <w:proofErr w:type="spellEnd"/>
+      <w:r>
+        <w:t>(</w:t>
+      </w:r>
+      <w:proofErr w:type="spellStart"/>
+      <w:r>
+        <w:t>btnLimpiar</w:t>
+      </w:r>
+      <w:proofErr w:type="spellEnd"/>
+      <w:r>
+        <w:t>);</w:t>
+      </w:r>
+      <w:r>
+        <w:br/>
+        <w:t xml:space="preserve">        </w:t>
+      </w:r>
+      <w:proofErr w:type="spellStart"/>
+      <w:r>
+        <w:t>return</w:t>
+      </w:r>
+      <w:proofErr w:type="spellEnd"/>
+      <w:r>
+        <w:t xml:space="preserve"> p;</w:t>
+      </w:r>
+      <w:r>
+        <w:br/>
+        <w:t xml:space="preserve">    }</w:t>
+      </w:r>
+      <w:r>
+        <w:br/>
       </w:r>
       <w:r>
         <w:br/>
@@ -1458,194 +2480,18 @@
       </w:r>
       <w:proofErr w:type="spellStart"/>
       <w:r>
-        <w:t>JButton</w:t>
-      </w:r>
-      <w:proofErr w:type="spellEnd"/>
-      <w:r>
-        <w:t xml:space="preserve"> </w:t>
-      </w:r>
-      <w:proofErr w:type="spellStart"/>
-      <w:r>
-        <w:t>btnActualizar</w:t>
-      </w:r>
-      <w:proofErr w:type="spellEnd"/>
-      <w:r>
-        <w:t xml:space="preserve"> = new </w:t>
-      </w:r>
-      <w:proofErr w:type="spellStart"/>
-      <w:r>
-        <w:t>JButton</w:t>
-      </w:r>
-      <w:proofErr w:type="spellEnd"/>
-      <w:r>
-        <w:t>("Actualizar");</w:t>
-      </w:r>
-      <w:r>
-        <w:br/>
-        <w:t xml:space="preserve">    </w:t>
-      </w:r>
-      <w:proofErr w:type="spellStart"/>
-      <w:r>
-        <w:t>private</w:t>
-      </w:r>
-      <w:proofErr w:type="spellEnd"/>
-      <w:r>
-        <w:t xml:space="preserve"> </w:t>
-      </w:r>
-      <w:proofErr w:type="spellStart"/>
-      <w:r>
-        <w:t>JButton</w:t>
-      </w:r>
-      <w:proofErr w:type="spellEnd"/>
-      <w:r>
-        <w:t xml:space="preserve"> </w:t>
-      </w:r>
-      <w:proofErr w:type="spellStart"/>
-      <w:r>
-        <w:t>btnEliminar</w:t>
-      </w:r>
-      <w:proofErr w:type="spellEnd"/>
-      <w:r>
-        <w:t xml:space="preserve"> = new </w:t>
-      </w:r>
-      <w:proofErr w:type="spellStart"/>
-      <w:r>
-        <w:t>JButton</w:t>
-      </w:r>
-      <w:proofErr w:type="spellEnd"/>
-      <w:r>
-        <w:t>("Eliminar");</w:t>
-      </w:r>
-      <w:r>
-        <w:br/>
-        <w:t xml:space="preserve">    </w:t>
-      </w:r>
-      <w:proofErr w:type="spellStart"/>
-      <w:r>
-        <w:t>private</w:t>
-      </w:r>
-      <w:proofErr w:type="spellEnd"/>
-      <w:r>
-        <w:t xml:space="preserve"> </w:t>
-      </w:r>
-      <w:proofErr w:type="spellStart"/>
-      <w:r>
-        <w:t>JButton</w:t>
-      </w:r>
-      <w:proofErr w:type="spellEnd"/>
-      <w:r>
-        <w:t xml:space="preserve"> </w:t>
-      </w:r>
-      <w:proofErr w:type="spellStart"/>
-      <w:r>
-        <w:t>btnBuscar</w:t>
-      </w:r>
-      <w:proofErr w:type="spellEnd"/>
-      <w:r>
-        <w:t xml:space="preserve"> = new </w:t>
-      </w:r>
-      <w:proofErr w:type="spellStart"/>
-      <w:r>
-        <w:t>JButton</w:t>
-      </w:r>
-      <w:proofErr w:type="spellEnd"/>
-      <w:r>
-        <w:t>("Buscar");</w:t>
-      </w:r>
-      <w:r>
-        <w:br/>
-        <w:t xml:space="preserve">    </w:t>
-      </w:r>
-      <w:proofErr w:type="spellStart"/>
-      <w:r>
-        <w:t>private</w:t>
-      </w:r>
-      <w:proofErr w:type="spellEnd"/>
-      <w:r>
-        <w:t xml:space="preserve"> </w:t>
-      </w:r>
-      <w:proofErr w:type="spellStart"/>
-      <w:r>
-        <w:t>JButton</w:t>
-      </w:r>
-      <w:proofErr w:type="spellEnd"/>
-      <w:r>
-        <w:t xml:space="preserve"> </w:t>
-      </w:r>
-      <w:proofErr w:type="spellStart"/>
-      <w:r>
-        <w:t>btnListar</w:t>
-      </w:r>
-      <w:proofErr w:type="spellEnd"/>
-      <w:r>
-        <w:t xml:space="preserve"> = new </w:t>
-      </w:r>
-      <w:proofErr w:type="spellStart"/>
-      <w:r>
-        <w:t>JButton</w:t>
-      </w:r>
-      <w:proofErr w:type="spellEnd"/>
-      <w:r>
-        <w:t>("Listar");</w:t>
-      </w:r>
-      <w:r>
-        <w:br/>
-        <w:t xml:space="preserve">    </w:t>
-      </w:r>
-      <w:proofErr w:type="spellStart"/>
-      <w:r>
-        <w:t>private</w:t>
-      </w:r>
-      <w:proofErr w:type="spellEnd"/>
-      <w:r>
-        <w:t xml:space="preserve"> </w:t>
-      </w:r>
-      <w:proofErr w:type="spellStart"/>
-      <w:r>
-        <w:t>JButton</w:t>
-      </w:r>
-      <w:proofErr w:type="spellEnd"/>
-      <w:r>
-        <w:t xml:space="preserve"> </w:t>
-      </w:r>
-      <w:proofErr w:type="spellStart"/>
-      <w:r>
-        <w:t>btnLimpiar</w:t>
-      </w:r>
-      <w:proofErr w:type="spellEnd"/>
-      <w:r>
-        <w:t xml:space="preserve"> = new </w:t>
-      </w:r>
-      <w:proofErr w:type="spellStart"/>
-      <w:r>
-        <w:t>JButton</w:t>
-      </w:r>
-      <w:proofErr w:type="spellEnd"/>
-      <w:r>
-        <w:t>("Limpiar");</w:t>
-      </w:r>
-      <w:r>
-        <w:br/>
-      </w:r>
-      <w:r>
-        <w:br/>
-        <w:t xml:space="preserve">    </w:t>
-      </w:r>
-      <w:proofErr w:type="spellStart"/>
-      <w:r>
-        <w:t>public</w:t>
-      </w:r>
-      <w:proofErr w:type="spellEnd"/>
-      <w:r>
-        <w:t xml:space="preserve"> </w:t>
-      </w:r>
-      <w:proofErr w:type="spellStart"/>
-      <w:r>
-        <w:t>CrudProductoSwing</w:t>
-      </w:r>
-      <w:proofErr w:type="spellEnd"/>
-      <w:r>
-        <w:t>() {</w:t>
+        <w:t>void</w:t>
+      </w:r>
+      <w:proofErr w:type="spellEnd"/>
+      <w:r>
+        <w:t xml:space="preserve"> eventos() {</w:t>
+      </w:r>
+      <w:r>
+        <w:br/>
+      </w:r>
+      <w:r>
+        <w:br/>
+        <w:t xml:space="preserve">        // Click en tabla -&gt; rellena formulario</w:t>
       </w:r>
       <w:r>
         <w:br/>
@@ -1653,11 +2499,190 @@
       </w:r>
       <w:proofErr w:type="spellStart"/>
       <w:r>
-        <w:t>setTitle</w:t>
-      </w:r>
-      <w:proofErr w:type="spellEnd"/>
-      <w:r>
-        <w:t>("CRUD Producto (Swing + MySQL)");</w:t>
+        <w:t>tabla.getSelectionModel</w:t>
+      </w:r>
+      <w:proofErr w:type="spellEnd"/>
+      <w:r>
+        <w:t>().</w:t>
+      </w:r>
+      <w:proofErr w:type="spellStart"/>
+      <w:r>
+        <w:t>addListSelectionListener</w:t>
+      </w:r>
+      <w:proofErr w:type="spellEnd"/>
+      <w:r>
+        <w:t>(e -&gt; {</w:t>
+      </w:r>
+      <w:r>
+        <w:br/>
+        <w:t xml:space="preserve">            </w:t>
+      </w:r>
+      <w:proofErr w:type="spellStart"/>
+      <w:r>
+        <w:t>if</w:t>
+      </w:r>
+      <w:proofErr w:type="spellEnd"/>
+      <w:r>
+        <w:t xml:space="preserve"> (!</w:t>
+      </w:r>
+      <w:proofErr w:type="spellStart"/>
+      <w:r>
+        <w:t>e.getValueIsAdjusting</w:t>
+      </w:r>
+      <w:proofErr w:type="spellEnd"/>
+      <w:r>
+        <w:t xml:space="preserve">() &amp;&amp; </w:t>
+      </w:r>
+      <w:proofErr w:type="spellStart"/>
+      <w:r>
+        <w:t>tabla.getSelectedRow</w:t>
+      </w:r>
+      <w:proofErr w:type="spellEnd"/>
+      <w:r>
+        <w:t>() != -1) {</w:t>
+      </w:r>
+      <w:r>
+        <w:br/>
+        <w:t xml:space="preserve">                </w:t>
+      </w:r>
+      <w:proofErr w:type="spellStart"/>
+      <w:r>
+        <w:t>int</w:t>
+      </w:r>
+      <w:proofErr w:type="spellEnd"/>
+      <w:r>
+        <w:t xml:space="preserve"> fila = </w:t>
+      </w:r>
+      <w:proofErr w:type="spellStart"/>
+      <w:r>
+        <w:t>tabla.getSelectedRow</w:t>
+      </w:r>
+      <w:proofErr w:type="spellEnd"/>
+      <w:r>
+        <w:t>();</w:t>
+      </w:r>
+      <w:r>
+        <w:br/>
+        <w:t xml:space="preserve">                </w:t>
+      </w:r>
+      <w:proofErr w:type="spellStart"/>
+      <w:r>
+        <w:t>txtId.setText</w:t>
+      </w:r>
+      <w:proofErr w:type="spellEnd"/>
+      <w:r>
+        <w:t>(</w:t>
+      </w:r>
+      <w:proofErr w:type="spellStart"/>
+      <w:r>
+        <w:t>String.valueOf</w:t>
+      </w:r>
+      <w:proofErr w:type="spellEnd"/>
+      <w:r>
+        <w:t>(</w:t>
+      </w:r>
+      <w:proofErr w:type="spellStart"/>
+      <w:r>
+        <w:t>modelo.getValueAt</w:t>
+      </w:r>
+      <w:proofErr w:type="spellEnd"/>
+      <w:r>
+        <w:t>(fila, 0)));</w:t>
+      </w:r>
+      <w:r>
+        <w:br/>
+        <w:t xml:space="preserve">                </w:t>
+      </w:r>
+      <w:proofErr w:type="spellStart"/>
+      <w:r>
+        <w:t>txtNombre.setText</w:t>
+      </w:r>
+      <w:proofErr w:type="spellEnd"/>
+      <w:r>
+        <w:t>(</w:t>
+      </w:r>
+      <w:proofErr w:type="spellStart"/>
+      <w:r>
+        <w:t>String.valueOf</w:t>
+      </w:r>
+      <w:proofErr w:type="spellEnd"/>
+      <w:r>
+        <w:t>(</w:t>
+      </w:r>
+      <w:proofErr w:type="spellStart"/>
+      <w:r>
+        <w:t>modelo.getValueAt</w:t>
+      </w:r>
+      <w:proofErr w:type="spellEnd"/>
+      <w:r>
+        <w:t>(fila, 1)));</w:t>
+      </w:r>
+      <w:r>
+        <w:br/>
+        <w:t xml:space="preserve">                </w:t>
+      </w:r>
+      <w:proofErr w:type="spellStart"/>
+      <w:r>
+        <w:t>txtFabricante.setText</w:t>
+      </w:r>
+      <w:proofErr w:type="spellEnd"/>
+      <w:r>
+        <w:t>(</w:t>
+      </w:r>
+      <w:proofErr w:type="spellStart"/>
+      <w:r>
+        <w:t>String.valueOf</w:t>
+      </w:r>
+      <w:proofErr w:type="spellEnd"/>
+      <w:r>
+        <w:t>(</w:t>
+      </w:r>
+      <w:proofErr w:type="spellStart"/>
+      <w:r>
+        <w:t>modelo.getValueAt</w:t>
+      </w:r>
+      <w:proofErr w:type="spellEnd"/>
+      <w:r>
+        <w:t>(fila, 2)));</w:t>
+      </w:r>
+      <w:r>
+        <w:br/>
+        <w:t xml:space="preserve">                </w:t>
+      </w:r>
+      <w:proofErr w:type="spellStart"/>
+      <w:r>
+        <w:t>txtPrecio.setText</w:t>
+      </w:r>
+      <w:proofErr w:type="spellEnd"/>
+      <w:r>
+        <w:t>(</w:t>
+      </w:r>
+      <w:proofErr w:type="spellStart"/>
+      <w:r>
+        <w:t>String.valueOf</w:t>
+      </w:r>
+      <w:proofErr w:type="spellEnd"/>
+      <w:r>
+        <w:t>(</w:t>
+      </w:r>
+      <w:proofErr w:type="spellStart"/>
+      <w:r>
+        <w:t>modelo.getValueAt</w:t>
+      </w:r>
+      <w:proofErr w:type="spellEnd"/>
+      <w:r>
+        <w:t>(fila, 3)));</w:t>
+      </w:r>
+      <w:r>
+        <w:br/>
+        <w:t xml:space="preserve">            }</w:t>
+      </w:r>
+      <w:r>
+        <w:br/>
+        <w:t xml:space="preserve">        });</w:t>
+      </w:r>
+      <w:r>
+        <w:br/>
       </w:r>
       <w:r>
         <w:br/>
@@ -1665,7 +2690,58 @@
       </w:r>
       <w:proofErr w:type="spellStart"/>
       <w:r>
-        <w:t>setDefaultCloseOperation</w:t>
+        <w:t>btnInsertar.addActionListener</w:t>
+      </w:r>
+      <w:proofErr w:type="spellEnd"/>
+      <w:r>
+        <w:t>(e -&gt; {</w:t>
+      </w:r>
+      <w:r>
+        <w:br/>
+        <w:t xml:space="preserve">            </w:t>
+      </w:r>
+      <w:proofErr w:type="spellStart"/>
+      <w:r>
+        <w:t>if</w:t>
+      </w:r>
+      <w:proofErr w:type="spellEnd"/>
+      <w:r>
+        <w:t xml:space="preserve"> (!</w:t>
+      </w:r>
+      <w:proofErr w:type="spellStart"/>
+      <w:r>
+        <w:t>validarCampos</w:t>
+      </w:r>
+      <w:proofErr w:type="spellEnd"/>
+      <w:r>
+        <w:t xml:space="preserve">(true)) </w:t>
+      </w:r>
+      <w:proofErr w:type="spellStart"/>
+      <w:r>
+        <w:t>return</w:t>
+      </w:r>
+      <w:proofErr w:type="spellEnd"/>
+      <w:r>
+        <w:t>;</w:t>
+      </w:r>
+      <w:r>
+        <w:br/>
+      </w:r>
+      <w:r>
+        <w:br/>
+        <w:t xml:space="preserve">            </w:t>
+      </w:r>
+      <w:proofErr w:type="spellStart"/>
+      <w:r>
+        <w:t>int</w:t>
+      </w:r>
+      <w:proofErr w:type="spellEnd"/>
+      <w:r>
+        <w:t xml:space="preserve"> id = </w:t>
+      </w:r>
+      <w:proofErr w:type="spellStart"/>
+      <w:r>
+        <w:t>Integer.parseInt</w:t>
       </w:r>
       <w:proofErr w:type="spellEnd"/>
       <w:r>
@@ -1673,771 +2749,7 @@
       </w:r>
       <w:proofErr w:type="spellStart"/>
       <w:r>
-        <w:t>JFrame.EXIT_ON_CLOSE</w:t>
-      </w:r>
-      <w:proofErr w:type="spellEnd"/>
-      <w:r>
-        <w:t>);</w:t>
-      </w:r>
-      <w:r>
-        <w:br/>
-        <w:t xml:space="preserve">        </w:t>
-      </w:r>
-      <w:proofErr w:type="spellStart"/>
-      <w:r>
-        <w:t>setSize</w:t>
-      </w:r>
-      <w:proofErr w:type="spellEnd"/>
-      <w:r>
-        <w:t>(780, 450);</w:t>
-      </w:r>
-      <w:r>
-        <w:br/>
-        <w:t xml:space="preserve">        </w:t>
-      </w:r>
-      <w:proofErr w:type="spellStart"/>
-      <w:r>
-        <w:t>setLocationRelativeTo</w:t>
-      </w:r>
-      <w:proofErr w:type="spellEnd"/>
-      <w:r>
-        <w:t>(</w:t>
-      </w:r>
-      <w:proofErr w:type="spellStart"/>
-      <w:r>
-        <w:t>null</w:t>
-      </w:r>
-      <w:proofErr w:type="spellEnd"/>
-      <w:r>
-        <w:t>); // centrar</w:t>
-      </w:r>
-      <w:r>
-        <w:br/>
-        <w:t xml:space="preserve">        </w:t>
-      </w:r>
-      <w:proofErr w:type="spellStart"/>
-      <w:r>
-        <w:t>setLayout</w:t>
-      </w:r>
-      <w:proofErr w:type="spellEnd"/>
-      <w:r>
-        <w:t xml:space="preserve">(new </w:t>
-      </w:r>
-      <w:proofErr w:type="spellStart"/>
-      <w:r>
-        <w:t>BorderLayout</w:t>
-      </w:r>
-      <w:proofErr w:type="spellEnd"/>
-      <w:r>
-        <w:t>(10, 10));</w:t>
-      </w:r>
-      <w:r>
-        <w:br/>
-      </w:r>
-      <w:r>
-        <w:br/>
-        <w:t xml:space="preserve">        </w:t>
-      </w:r>
-      <w:proofErr w:type="spellStart"/>
-      <w:r>
-        <w:t>add</w:t>
-      </w:r>
-      <w:proofErr w:type="spellEnd"/>
-      <w:r>
-        <w:t>(</w:t>
-      </w:r>
-      <w:proofErr w:type="spellStart"/>
-      <w:r>
-        <w:t>crearPanelFormulario</w:t>
-      </w:r>
-      <w:proofErr w:type="spellEnd"/>
-      <w:r>
-        <w:t xml:space="preserve">(), </w:t>
-      </w:r>
-      <w:proofErr w:type="spellStart"/>
-      <w:r>
-        <w:t>BorderLayout.NORTH</w:t>
-      </w:r>
-      <w:proofErr w:type="spellEnd"/>
-      <w:r>
-        <w:t>);</w:t>
-      </w:r>
-      <w:r>
-        <w:br/>
-        <w:t xml:space="preserve">        </w:t>
-      </w:r>
-      <w:proofErr w:type="spellStart"/>
-      <w:r>
-        <w:t>add</w:t>
-      </w:r>
-      <w:proofErr w:type="spellEnd"/>
-      <w:r>
-        <w:t>(</w:t>
-      </w:r>
-      <w:proofErr w:type="spellStart"/>
-      <w:r>
-        <w:t>crearPanelTabla</w:t>
-      </w:r>
-      <w:proofErr w:type="spellEnd"/>
-      <w:r>
-        <w:t xml:space="preserve">(), </w:t>
-      </w:r>
-      <w:proofErr w:type="spellStart"/>
-      <w:r>
-        <w:t>BorderLayout.CENTER</w:t>
-      </w:r>
-      <w:proofErr w:type="spellEnd"/>
-      <w:r>
-        <w:t>);</w:t>
-      </w:r>
-      <w:r>
-        <w:br/>
-        <w:t xml:space="preserve">        </w:t>
-      </w:r>
-      <w:proofErr w:type="spellStart"/>
-      <w:r>
-        <w:t>add</w:t>
-      </w:r>
-      <w:proofErr w:type="spellEnd"/>
-      <w:r>
-        <w:t>(</w:t>
-      </w:r>
-      <w:proofErr w:type="spellStart"/>
-      <w:r>
-        <w:t>crearPanelBotones</w:t>
-      </w:r>
-      <w:proofErr w:type="spellEnd"/>
-      <w:r>
-        <w:t xml:space="preserve">(), </w:t>
-      </w:r>
-      <w:proofErr w:type="spellStart"/>
-      <w:r>
-        <w:t>BorderLayout.SOUTH</w:t>
-      </w:r>
-      <w:proofErr w:type="spellEnd"/>
-      <w:r>
-        <w:t>);</w:t>
-      </w:r>
-      <w:r>
-        <w:br/>
-      </w:r>
-      <w:r>
-        <w:br/>
-        <w:t xml:space="preserve">        eventos();</w:t>
-      </w:r>
-      <w:r>
-        <w:br/>
-        <w:t xml:space="preserve">        </w:t>
-      </w:r>
-      <w:proofErr w:type="spellStart"/>
-      <w:r>
-        <w:t>cargarTabla</w:t>
-      </w:r>
-      <w:proofErr w:type="spellEnd"/>
-      <w:r>
-        <w:t>(); // al iniciar</w:t>
-      </w:r>
-      <w:r>
-        <w:br/>
-      </w:r>
-      <w:r>
-        <w:br/>
-        <w:t xml:space="preserve">        </w:t>
-      </w:r>
-      <w:proofErr w:type="spellStart"/>
-      <w:r>
-        <w:t>setVisible</w:t>
-      </w:r>
-      <w:proofErr w:type="spellEnd"/>
-      <w:r>
-        <w:t>(true);</w:t>
-      </w:r>
-      <w:r>
-        <w:br/>
-        <w:t xml:space="preserve">    }</w:t>
-      </w:r>
-      <w:r>
-        <w:br/>
-      </w:r>
-      <w:r>
-        <w:br/>
-        <w:t xml:space="preserve">    </w:t>
-      </w:r>
-      <w:proofErr w:type="spellStart"/>
-      <w:r>
-        <w:t>private</w:t>
-      </w:r>
-      <w:proofErr w:type="spellEnd"/>
-      <w:r>
-        <w:t xml:space="preserve"> </w:t>
-      </w:r>
-      <w:proofErr w:type="spellStart"/>
-      <w:r>
-        <w:t>JPanel</w:t>
-      </w:r>
-      <w:proofErr w:type="spellEnd"/>
-      <w:r>
-        <w:t xml:space="preserve"> </w:t>
-      </w:r>
-      <w:proofErr w:type="spellStart"/>
-      <w:r>
-        <w:t>crearPanelFormulario</w:t>
-      </w:r>
-      <w:proofErr w:type="spellEnd"/>
-      <w:r>
-        <w:t>() {</w:t>
-      </w:r>
-      <w:r>
-        <w:br/>
-        <w:t xml:space="preserve">        </w:t>
-      </w:r>
-      <w:proofErr w:type="spellStart"/>
-      <w:r>
-        <w:t>JPanel</w:t>
-      </w:r>
-      <w:proofErr w:type="spellEnd"/>
-      <w:r>
-        <w:t xml:space="preserve"> p = new </w:t>
-      </w:r>
-      <w:proofErr w:type="spellStart"/>
-      <w:r>
-        <w:t>JPanel</w:t>
-      </w:r>
-      <w:proofErr w:type="spellEnd"/>
-      <w:r>
-        <w:t xml:space="preserve">(new </w:t>
-      </w:r>
-      <w:proofErr w:type="spellStart"/>
-      <w:r>
-        <w:t>GridLayout</w:t>
-      </w:r>
-      <w:proofErr w:type="spellEnd"/>
-      <w:r>
-        <w:t>(2, 4, 10, 10));</w:t>
-      </w:r>
-      <w:r>
-        <w:br/>
-        <w:t xml:space="preserve">        </w:t>
-      </w:r>
-      <w:proofErr w:type="spellStart"/>
-      <w:r>
-        <w:t>p.setBorder</w:t>
-      </w:r>
-      <w:proofErr w:type="spellEnd"/>
-      <w:r>
-        <w:t>(</w:t>
-      </w:r>
-      <w:proofErr w:type="spellStart"/>
-      <w:r>
-        <w:t>BorderFactory.createTitledBorder</w:t>
-      </w:r>
-      <w:proofErr w:type="spellEnd"/>
-      <w:r>
-        <w:t>("Datos del producto"));</w:t>
-      </w:r>
-      <w:r>
-        <w:br/>
-      </w:r>
-      <w:r>
-        <w:br/>
-        <w:t xml:space="preserve">        </w:t>
-      </w:r>
-      <w:proofErr w:type="spellStart"/>
-      <w:r>
-        <w:t>p.add</w:t>
-      </w:r>
-      <w:proofErr w:type="spellEnd"/>
-      <w:r>
-        <w:t xml:space="preserve">(new </w:t>
-      </w:r>
-      <w:proofErr w:type="spellStart"/>
-      <w:r>
-        <w:t>JLabel</w:t>
-      </w:r>
-      <w:proofErr w:type="spellEnd"/>
-      <w:r>
-        <w:t>("ID_PRODUCTO:"));</w:t>
-      </w:r>
-      <w:r>
-        <w:br/>
-        <w:t xml:space="preserve">        </w:t>
-      </w:r>
-      <w:proofErr w:type="spellStart"/>
-      <w:r>
-        <w:t>p.add</w:t>
-      </w:r>
-      <w:proofErr w:type="spellEnd"/>
-      <w:r>
-        <w:t xml:space="preserve">(new </w:t>
-      </w:r>
-      <w:proofErr w:type="spellStart"/>
-      <w:r>
-        <w:t>JLabel</w:t>
-      </w:r>
-      <w:proofErr w:type="spellEnd"/>
-      <w:r>
-        <w:t>("NOMBRE:"));</w:t>
-      </w:r>
-      <w:r>
-        <w:br/>
-        <w:t xml:space="preserve">        </w:t>
-      </w:r>
-      <w:proofErr w:type="spellStart"/>
-      <w:r>
-        <w:t>p.add</w:t>
-      </w:r>
-      <w:proofErr w:type="spellEnd"/>
-      <w:r>
-        <w:t xml:space="preserve">(new </w:t>
-      </w:r>
-      <w:proofErr w:type="spellStart"/>
-      <w:r>
-        <w:t>JLabel</w:t>
-      </w:r>
-      <w:proofErr w:type="spellEnd"/>
-      <w:r>
-        <w:t>("FABRICANTE:"));</w:t>
-      </w:r>
-      <w:r>
-        <w:br/>
-        <w:t xml:space="preserve">        </w:t>
-      </w:r>
-      <w:proofErr w:type="spellStart"/>
-      <w:r>
-        <w:t>p.add</w:t>
-      </w:r>
-      <w:proofErr w:type="spellEnd"/>
-      <w:r>
-        <w:t xml:space="preserve">(new </w:t>
-      </w:r>
-      <w:proofErr w:type="spellStart"/>
-      <w:r>
-        <w:t>JLabel</w:t>
-      </w:r>
-      <w:proofErr w:type="spellEnd"/>
-      <w:r>
-        <w:t>("PRECIO:"));</w:t>
-      </w:r>
-      <w:r>
-        <w:br/>
-      </w:r>
-      <w:r>
-        <w:br/>
-        <w:t xml:space="preserve">        </w:t>
-      </w:r>
-      <w:proofErr w:type="spellStart"/>
-      <w:r>
-        <w:t>p.add</w:t>
-      </w:r>
-      <w:proofErr w:type="spellEnd"/>
-      <w:r>
-        <w:t>(</w:t>
-      </w:r>
-      <w:proofErr w:type="spellStart"/>
-      <w:r>
-        <w:t>txtId</w:t>
-      </w:r>
-      <w:proofErr w:type="spellEnd"/>
-      <w:r>
-        <w:t>);</w:t>
-      </w:r>
-      <w:r>
-        <w:br/>
-        <w:t xml:space="preserve">        </w:t>
-      </w:r>
-      <w:proofErr w:type="spellStart"/>
-      <w:r>
-        <w:t>p.add</w:t>
-      </w:r>
-      <w:proofErr w:type="spellEnd"/>
-      <w:r>
-        <w:t>(</w:t>
-      </w:r>
-      <w:proofErr w:type="spellStart"/>
-      <w:r>
-        <w:t>txtNombre</w:t>
-      </w:r>
-      <w:proofErr w:type="spellEnd"/>
-      <w:r>
-        <w:t>);</w:t>
-      </w:r>
-      <w:r>
-        <w:br/>
-        <w:t xml:space="preserve">        </w:t>
-      </w:r>
-      <w:proofErr w:type="spellStart"/>
-      <w:r>
-        <w:t>p.add</w:t>
-      </w:r>
-      <w:proofErr w:type="spellEnd"/>
-      <w:r>
-        <w:t>(</w:t>
-      </w:r>
-      <w:proofErr w:type="spellStart"/>
-      <w:r>
-        <w:t>txtFabricante</w:t>
-      </w:r>
-      <w:proofErr w:type="spellEnd"/>
-      <w:r>
-        <w:t>);</w:t>
-      </w:r>
-      <w:r>
-        <w:br/>
-        <w:t xml:space="preserve">        </w:t>
-      </w:r>
-      <w:proofErr w:type="spellStart"/>
-      <w:r>
-        <w:t>p.add</w:t>
-      </w:r>
-      <w:proofErr w:type="spellEnd"/>
-      <w:r>
-        <w:t>(</w:t>
-      </w:r>
-      <w:proofErr w:type="spellStart"/>
-      <w:r>
-        <w:t>txtPrecio</w:t>
-      </w:r>
-      <w:proofErr w:type="spellEnd"/>
-      <w:r>
-        <w:t>);</w:t>
-      </w:r>
-      <w:r>
-        <w:br/>
-      </w:r>
-      <w:r>
-        <w:br/>
-        <w:t xml:space="preserve">        </w:t>
-      </w:r>
-      <w:proofErr w:type="spellStart"/>
-      <w:r>
-        <w:t>return</w:t>
-      </w:r>
-      <w:proofErr w:type="spellEnd"/>
-      <w:r>
-        <w:t xml:space="preserve"> p;</w:t>
-      </w:r>
-      <w:r>
-        <w:br/>
-        <w:t xml:space="preserve">    }</w:t>
-      </w:r>
-      <w:r>
-        <w:br/>
-      </w:r>
-      <w:r>
-        <w:br/>
-      </w:r>
-      <w:r>
-        <w:lastRenderedPageBreak/>
-        <w:t xml:space="preserve">    </w:t>
-      </w:r>
-      <w:proofErr w:type="spellStart"/>
-      <w:r>
-        <w:t>private</w:t>
-      </w:r>
-      <w:proofErr w:type="spellEnd"/>
-      <w:r>
-        <w:t xml:space="preserve"> </w:t>
-      </w:r>
-      <w:proofErr w:type="spellStart"/>
-      <w:r>
-        <w:t>JScrollPane</w:t>
-      </w:r>
-      <w:proofErr w:type="spellEnd"/>
-      <w:r>
-        <w:t xml:space="preserve"> </w:t>
-      </w:r>
-      <w:proofErr w:type="spellStart"/>
-      <w:r>
-        <w:t>crearPanelTabla</w:t>
-      </w:r>
-      <w:proofErr w:type="spellEnd"/>
-      <w:r>
-        <w:t>() {</w:t>
-      </w:r>
-      <w:r>
-        <w:br/>
-        <w:t xml:space="preserve">        </w:t>
-      </w:r>
-      <w:proofErr w:type="spellStart"/>
-      <w:r>
-        <w:t>tabla.setSelectionMode</w:t>
-      </w:r>
-      <w:proofErr w:type="spellEnd"/>
-      <w:r>
-        <w:t>(</w:t>
-      </w:r>
-      <w:proofErr w:type="spellStart"/>
-      <w:r>
-        <w:t>ListSelectionModel.SINGLE_SELECTION</w:t>
-      </w:r>
-      <w:proofErr w:type="spellEnd"/>
-      <w:r>
-        <w:t>);</w:t>
-      </w:r>
-      <w:r>
-        <w:br/>
-        <w:t xml:space="preserve">        </w:t>
-      </w:r>
-      <w:proofErr w:type="spellStart"/>
-      <w:r>
-        <w:t>return</w:t>
-      </w:r>
-      <w:proofErr w:type="spellEnd"/>
-      <w:r>
-        <w:t xml:space="preserve"> new </w:t>
-      </w:r>
-      <w:proofErr w:type="spellStart"/>
-      <w:r>
-        <w:t>JScrollPane</w:t>
-      </w:r>
-      <w:proofErr w:type="spellEnd"/>
-      <w:r>
-        <w:t>(tabla);</w:t>
-      </w:r>
-      <w:r>
-        <w:br/>
-        <w:t xml:space="preserve">    }</w:t>
-      </w:r>
-      <w:r>
-        <w:br/>
-      </w:r>
-      <w:r>
-        <w:br/>
-        <w:t xml:space="preserve">    </w:t>
-      </w:r>
-      <w:proofErr w:type="spellStart"/>
-      <w:r>
-        <w:t>private</w:t>
-      </w:r>
-      <w:proofErr w:type="spellEnd"/>
-      <w:r>
-        <w:t xml:space="preserve"> </w:t>
-      </w:r>
-      <w:proofErr w:type="spellStart"/>
-      <w:r>
-        <w:t>JPanel</w:t>
-      </w:r>
-      <w:proofErr w:type="spellEnd"/>
-      <w:r>
-        <w:t xml:space="preserve"> </w:t>
-      </w:r>
-      <w:proofErr w:type="spellStart"/>
-      <w:r>
-        <w:t>crearPanelBotones</w:t>
-      </w:r>
-      <w:proofErr w:type="spellEnd"/>
-      <w:r>
-        <w:t>() {</w:t>
-      </w:r>
-      <w:r>
-        <w:br/>
-        <w:t xml:space="preserve">        </w:t>
-      </w:r>
-      <w:proofErr w:type="spellStart"/>
-      <w:r>
-        <w:t>JPanel</w:t>
-      </w:r>
-      <w:proofErr w:type="spellEnd"/>
-      <w:r>
-        <w:t xml:space="preserve"> p = new </w:t>
-      </w:r>
-      <w:proofErr w:type="spellStart"/>
-      <w:r>
-        <w:t>JPanel</w:t>
-      </w:r>
-      <w:proofErr w:type="spellEnd"/>
-      <w:r>
-        <w:t xml:space="preserve">(new </w:t>
-      </w:r>
-      <w:proofErr w:type="spellStart"/>
-      <w:r>
-        <w:t>FlowLayout</w:t>
-      </w:r>
-      <w:proofErr w:type="spellEnd"/>
-      <w:r>
-        <w:t>(</w:t>
-      </w:r>
-      <w:proofErr w:type="spellStart"/>
-      <w:r>
-        <w:t>FlowLayout.CENTER</w:t>
-      </w:r>
-      <w:proofErr w:type="spellEnd"/>
-      <w:r>
-        <w:t>, 10, 10));</w:t>
-      </w:r>
-      <w:r>
-        <w:br/>
-        <w:t xml:space="preserve">        </w:t>
-      </w:r>
-      <w:proofErr w:type="spellStart"/>
-      <w:r>
-        <w:t>p.add</w:t>
-      </w:r>
-      <w:proofErr w:type="spellEnd"/>
-      <w:r>
-        <w:t>(</w:t>
-      </w:r>
-      <w:proofErr w:type="spellStart"/>
-      <w:r>
-        <w:t>btnInsertar</w:t>
-      </w:r>
-      <w:proofErr w:type="spellEnd"/>
-      <w:r>
-        <w:t>);</w:t>
-      </w:r>
-      <w:r>
-        <w:br/>
-        <w:t xml:space="preserve">        </w:t>
-      </w:r>
-      <w:proofErr w:type="spellStart"/>
-      <w:r>
-        <w:t>p.add</w:t>
-      </w:r>
-      <w:proofErr w:type="spellEnd"/>
-      <w:r>
-        <w:t>(</w:t>
-      </w:r>
-      <w:proofErr w:type="spellStart"/>
-      <w:r>
-        <w:t>btnActualizar</w:t>
-      </w:r>
-      <w:proofErr w:type="spellEnd"/>
-      <w:r>
-        <w:t>);</w:t>
-      </w:r>
-      <w:r>
-        <w:br/>
-        <w:t xml:space="preserve">        </w:t>
-      </w:r>
-      <w:proofErr w:type="spellStart"/>
-      <w:r>
-        <w:t>p.add</w:t>
-      </w:r>
-      <w:proofErr w:type="spellEnd"/>
-      <w:r>
-        <w:t>(</w:t>
-      </w:r>
-      <w:proofErr w:type="spellStart"/>
-      <w:r>
-        <w:t>btnEliminar</w:t>
-      </w:r>
-      <w:proofErr w:type="spellEnd"/>
-      <w:r>
-        <w:t>);</w:t>
-      </w:r>
-      <w:r>
-        <w:br/>
-        <w:t xml:space="preserve">        </w:t>
-      </w:r>
-      <w:proofErr w:type="spellStart"/>
-      <w:r>
-        <w:t>p.add</w:t>
-      </w:r>
-      <w:proofErr w:type="spellEnd"/>
-      <w:r>
-        <w:t>(</w:t>
-      </w:r>
-      <w:proofErr w:type="spellStart"/>
-      <w:r>
-        <w:t>btnBuscar</w:t>
-      </w:r>
-      <w:proofErr w:type="spellEnd"/>
-      <w:r>
-        <w:t>);</w:t>
-      </w:r>
-      <w:r>
-        <w:br/>
-        <w:t xml:space="preserve">        </w:t>
-      </w:r>
-      <w:proofErr w:type="spellStart"/>
-      <w:r>
-        <w:t>p.add</w:t>
-      </w:r>
-      <w:proofErr w:type="spellEnd"/>
-      <w:r>
-        <w:t>(</w:t>
-      </w:r>
-      <w:proofErr w:type="spellStart"/>
-      <w:r>
-        <w:t>btnListar</w:t>
-      </w:r>
-      <w:proofErr w:type="spellEnd"/>
-      <w:r>
-        <w:t>);</w:t>
-      </w:r>
-      <w:r>
-        <w:br/>
-        <w:t xml:space="preserve">        </w:t>
-      </w:r>
-      <w:proofErr w:type="spellStart"/>
-      <w:r>
-        <w:t>p.add</w:t>
-      </w:r>
-      <w:proofErr w:type="spellEnd"/>
-      <w:r>
-        <w:t>(</w:t>
-      </w:r>
-      <w:proofErr w:type="spellStart"/>
-      <w:r>
-        <w:t>btnLimpiar</w:t>
-      </w:r>
-      <w:proofErr w:type="spellEnd"/>
-      <w:r>
-        <w:t>);</w:t>
-      </w:r>
-      <w:r>
-        <w:br/>
-        <w:t xml:space="preserve">        </w:t>
-      </w:r>
-      <w:proofErr w:type="spellStart"/>
-      <w:r>
-        <w:t>return</w:t>
-      </w:r>
-      <w:proofErr w:type="spellEnd"/>
-      <w:r>
-        <w:t xml:space="preserve"> p;</w:t>
-      </w:r>
-      <w:r>
-        <w:br/>
-        <w:t xml:space="preserve">    }</w:t>
-      </w:r>
-      <w:r>
-        <w:br/>
-      </w:r>
-      <w:r>
-        <w:br/>
-        <w:t xml:space="preserve">    </w:t>
-      </w:r>
-      <w:proofErr w:type="spellStart"/>
-      <w:r>
-        <w:t>private</w:t>
-      </w:r>
-      <w:proofErr w:type="spellEnd"/>
-      <w:r>
-        <w:t xml:space="preserve"> </w:t>
-      </w:r>
-      <w:proofErr w:type="spellStart"/>
-      <w:r>
-        <w:t>void</w:t>
-      </w:r>
-      <w:proofErr w:type="spellEnd"/>
-      <w:r>
-        <w:t xml:space="preserve"> eventos() {</w:t>
-      </w:r>
-      <w:r>
-        <w:br/>
-      </w:r>
-      <w:r>
-        <w:br/>
-        <w:t xml:space="preserve">        // Click en tabla -&gt; rellena formulario</w:t>
-      </w:r>
-      <w:r>
-        <w:br/>
-        <w:t xml:space="preserve">        </w:t>
-      </w:r>
-      <w:proofErr w:type="spellStart"/>
-      <w:r>
-        <w:t>tabla.getSelectionModel</w:t>
+        <w:t>txtId.getText</w:t>
       </w:r>
       <w:proofErr w:type="spellEnd"/>
       <w:r>
@@ -2445,55 +2757,27 @@
       </w:r>
       <w:proofErr w:type="spellStart"/>
       <w:r>
-        <w:t>addListSelectionListener</w:t>
-      </w:r>
-      <w:proofErr w:type="spellEnd"/>
-      <w:r>
-        <w:t>(e -&gt; {</w:t>
-      </w:r>
-      <w:r>
-        <w:br/>
-        <w:t xml:space="preserve">            </w:t>
-      </w:r>
-      <w:proofErr w:type="spellStart"/>
-      <w:r>
-        <w:t>if</w:t>
-      </w:r>
-      <w:proofErr w:type="spellEnd"/>
-      <w:r>
-        <w:t xml:space="preserve"> (!</w:t>
-      </w:r>
-      <w:proofErr w:type="spellStart"/>
-      <w:r>
-        <w:t>e.getValueIsAdjusting</w:t>
-      </w:r>
-      <w:proofErr w:type="spellEnd"/>
-      <w:r>
-        <w:t xml:space="preserve">() &amp;&amp; </w:t>
-      </w:r>
-      <w:proofErr w:type="spellStart"/>
-      <w:r>
-        <w:t>tabla.getSelectedRow</w:t>
-      </w:r>
-      <w:proofErr w:type="spellEnd"/>
-      <w:r>
-        <w:t>() != -1) {</w:t>
-      </w:r>
-      <w:r>
-        <w:br/>
-        <w:t xml:space="preserve">                </w:t>
-      </w:r>
-      <w:proofErr w:type="spellStart"/>
-      <w:r>
-        <w:t>int</w:t>
-      </w:r>
-      <w:proofErr w:type="spellEnd"/>
-      <w:r>
-        <w:t xml:space="preserve"> fila = </w:t>
-      </w:r>
-      <w:proofErr w:type="spellStart"/>
-      <w:r>
-        <w:t>tabla.getSelectedRow</w:t>
+        <w:t>trim</w:t>
+      </w:r>
+      <w:proofErr w:type="spellEnd"/>
+      <w:r>
+        <w:t>());</w:t>
+      </w:r>
+      <w:r>
+        <w:br/>
+        <w:t xml:space="preserve">            String nombre = </w:t>
+      </w:r>
+      <w:proofErr w:type="spellStart"/>
+      <w:r>
+        <w:t>txtNombre.getText</w:t>
+      </w:r>
+      <w:proofErr w:type="spellEnd"/>
+      <w:r>
+        <w:t>().</w:t>
+      </w:r>
+      <w:proofErr w:type="spellStart"/>
+      <w:r>
+        <w:t>trim</w:t>
       </w:r>
       <w:proofErr w:type="spellEnd"/>
       <w:r>
@@ -2501,193 +2785,11 @@
       </w:r>
       <w:r>
         <w:br/>
-        <w:t xml:space="preserve">                </w:t>
-      </w:r>
-      <w:proofErr w:type="spellStart"/>
-      <w:r>
-        <w:t>txtId.setText</w:t>
-      </w:r>
-      <w:proofErr w:type="spellEnd"/>
-      <w:r>
-        <w:t>(</w:t>
-      </w:r>
-      <w:proofErr w:type="spellStart"/>
-      <w:r>
-        <w:t>String.valueOf</w:t>
-      </w:r>
-      <w:proofErr w:type="spellEnd"/>
-      <w:r>
-        <w:t>(</w:t>
-      </w:r>
-      <w:proofErr w:type="spellStart"/>
-      <w:r>
-        <w:t>modelo.getValueAt</w:t>
-      </w:r>
-      <w:proofErr w:type="spellEnd"/>
-      <w:r>
-        <w:t>(fila, 0)));</w:t>
-      </w:r>
-      <w:r>
-        <w:br/>
-        <w:t xml:space="preserve">                </w:t>
-      </w:r>
-      <w:proofErr w:type="spellStart"/>
-      <w:r>
-        <w:t>txtNombre.setText</w:t>
-      </w:r>
-      <w:proofErr w:type="spellEnd"/>
-      <w:r>
-        <w:t>(</w:t>
-      </w:r>
-      <w:proofErr w:type="spellStart"/>
-      <w:r>
-        <w:t>String.valueOf</w:t>
-      </w:r>
-      <w:proofErr w:type="spellEnd"/>
-      <w:r>
-        <w:t>(</w:t>
-      </w:r>
-      <w:proofErr w:type="spellStart"/>
-      <w:r>
-        <w:t>modelo.getValueAt</w:t>
-      </w:r>
-      <w:proofErr w:type="spellEnd"/>
-      <w:r>
-        <w:t>(fila, 1)));</w:t>
-      </w:r>
-      <w:r>
-        <w:br/>
-        <w:t xml:space="preserve">                </w:t>
-      </w:r>
-      <w:proofErr w:type="spellStart"/>
-      <w:r>
-        <w:t>txtFabricante.setText</w:t>
-      </w:r>
-      <w:proofErr w:type="spellEnd"/>
-      <w:r>
-        <w:t>(</w:t>
-      </w:r>
-      <w:proofErr w:type="spellStart"/>
-      <w:r>
-        <w:t>String.valueOf</w:t>
-      </w:r>
-      <w:proofErr w:type="spellEnd"/>
-      <w:r>
-        <w:t>(</w:t>
-      </w:r>
-      <w:proofErr w:type="spellStart"/>
-      <w:r>
-        <w:t>modelo.getValueAt</w:t>
-      </w:r>
-      <w:proofErr w:type="spellEnd"/>
-      <w:r>
-        <w:t>(fila, 2)));</w:t>
-      </w:r>
-      <w:r>
-        <w:br/>
-        <w:t xml:space="preserve">                </w:t>
-      </w:r>
-      <w:proofErr w:type="spellStart"/>
-      <w:r>
-        <w:t>txtPrecio.setText</w:t>
-      </w:r>
-      <w:proofErr w:type="spellEnd"/>
-      <w:r>
-        <w:t>(</w:t>
-      </w:r>
-      <w:proofErr w:type="spellStart"/>
-      <w:r>
-        <w:t>String.valueOf</w:t>
-      </w:r>
-      <w:proofErr w:type="spellEnd"/>
-      <w:r>
-        <w:t>(</w:t>
-      </w:r>
-      <w:proofErr w:type="spellStart"/>
-      <w:r>
-        <w:t>modelo.getValueAt</w:t>
-      </w:r>
-      <w:proofErr w:type="spellEnd"/>
-      <w:r>
-        <w:t>(fila, 3)));</w:t>
-      </w:r>
-      <w:r>
-        <w:br/>
-        <w:t xml:space="preserve">            }</w:t>
-      </w:r>
-      <w:r>
-        <w:br/>
-        <w:t xml:space="preserve">        });</w:t>
-      </w:r>
-      <w:r>
-        <w:br/>
-      </w:r>
-      <w:r>
-        <w:br/>
-        <w:t xml:space="preserve">        </w:t>
-      </w:r>
-      <w:proofErr w:type="spellStart"/>
-      <w:r>
-        <w:t>btnInsertar.addActionListener</w:t>
-      </w:r>
-      <w:proofErr w:type="spellEnd"/>
-      <w:r>
-        <w:t>(e -&gt; {</w:t>
-      </w:r>
-      <w:r>
-        <w:br/>
-        <w:t xml:space="preserve">            </w:t>
-      </w:r>
-      <w:proofErr w:type="spellStart"/>
-      <w:r>
-        <w:t>if</w:t>
-      </w:r>
-      <w:proofErr w:type="spellEnd"/>
-      <w:r>
-        <w:t xml:space="preserve"> (!</w:t>
-      </w:r>
-      <w:proofErr w:type="spellStart"/>
-      <w:r>
-        <w:t>validarCampos</w:t>
-      </w:r>
-      <w:proofErr w:type="spellEnd"/>
-      <w:r>
-        <w:t xml:space="preserve">(true)) </w:t>
-      </w:r>
-      <w:proofErr w:type="spellStart"/>
-      <w:r>
-        <w:t>return</w:t>
-      </w:r>
-      <w:proofErr w:type="spellEnd"/>
-      <w:r>
-        <w:t>;</w:t>
-      </w:r>
-      <w:r>
-        <w:br/>
-      </w:r>
-      <w:r>
-        <w:br/>
-        <w:t xml:space="preserve">            </w:t>
-      </w:r>
-      <w:proofErr w:type="spellStart"/>
-      <w:r>
-        <w:t>int</w:t>
-      </w:r>
-      <w:proofErr w:type="spellEnd"/>
-      <w:r>
-        <w:t xml:space="preserve"> id = </w:t>
-      </w:r>
-      <w:proofErr w:type="spellStart"/>
-      <w:r>
-        <w:t>Integer.parseInt</w:t>
-      </w:r>
-      <w:proofErr w:type="spellEnd"/>
-      <w:r>
-        <w:t>(</w:t>
-      </w:r>
-      <w:proofErr w:type="spellStart"/>
-      <w:r>
-        <w:t>txtId.getText</w:t>
+        <w:t xml:space="preserve">            String fabricante = </w:t>
+      </w:r>
+      <w:proofErr w:type="spellStart"/>
+      <w:r>
+        <w:t>txtFabricante.getText</w:t>
       </w:r>
       <w:proofErr w:type="spellEnd"/>
       <w:r>
@@ -2699,15 +2801,15 @@
       </w:r>
       <w:proofErr w:type="spellEnd"/>
       <w:r>
-        <w:t>());</w:t>
-      </w:r>
-      <w:r>
-        <w:br/>
-        <w:t xml:space="preserve">            String nombre = </w:t>
-      </w:r>
-      <w:proofErr w:type="spellStart"/>
-      <w:r>
-        <w:t>txtNombre.getText</w:t>
+        <w:t>();</w:t>
+      </w:r>
+      <w:r>
+        <w:br/>
+        <w:t xml:space="preserve">            String precio = </w:t>
+      </w:r>
+      <w:proofErr w:type="spellStart"/>
+      <w:r>
+        <w:t>txtPrecio.getText</w:t>
       </w:r>
       <w:proofErr w:type="spellEnd"/>
       <w:r>
@@ -2723,651 +2825,6 @@
       </w:r>
       <w:r>
         <w:br/>
-        <w:t xml:space="preserve">            String fabricante = </w:t>
-      </w:r>
-      <w:proofErr w:type="spellStart"/>
-      <w:r>
-        <w:t>txtFabricante.getText</w:t>
-      </w:r>
-      <w:proofErr w:type="spellEnd"/>
-      <w:r>
-        <w:t>().</w:t>
-      </w:r>
-      <w:proofErr w:type="spellStart"/>
-      <w:r>
-        <w:t>trim</w:t>
-      </w:r>
-      <w:proofErr w:type="spellEnd"/>
-      <w:r>
-        <w:t>();</w:t>
-      </w:r>
-      <w:r>
-        <w:br/>
-        <w:t xml:space="preserve">            String precio = </w:t>
-      </w:r>
-      <w:proofErr w:type="spellStart"/>
-      <w:r>
-        <w:t>txtPrecio.getText</w:t>
-      </w:r>
-      <w:proofErr w:type="spellEnd"/>
-      <w:r>
-        <w:t>().</w:t>
-      </w:r>
-      <w:proofErr w:type="spellStart"/>
-      <w:r>
-        <w:t>trim</w:t>
-      </w:r>
-      <w:proofErr w:type="spellEnd"/>
-      <w:r>
-        <w:t>();</w:t>
-      </w:r>
-      <w:r>
-        <w:br/>
-      </w:r>
-      <w:r>
-        <w:br/>
-        <w:t xml:space="preserve">            </w:t>
-      </w:r>
-      <w:proofErr w:type="spellStart"/>
-      <w:r>
-        <w:t>boolean</w:t>
-      </w:r>
-      <w:proofErr w:type="spellEnd"/>
-      <w:r>
-        <w:t xml:space="preserve"> ok = </w:t>
-      </w:r>
-      <w:proofErr w:type="spellStart"/>
-      <w:r>
-        <w:t>dao.insertar</w:t>
-      </w:r>
-      <w:proofErr w:type="spellEnd"/>
-      <w:r>
-        <w:t>(id, nombre, fabricante, precio);</w:t>
-      </w:r>
-      <w:r>
-        <w:br/>
-        <w:t xml:space="preserve">            </w:t>
-      </w:r>
-      <w:proofErr w:type="spellStart"/>
-      <w:r>
-        <w:t>if</w:t>
-      </w:r>
-      <w:proofErr w:type="spellEnd"/>
-      <w:r>
-        <w:t xml:space="preserve"> (ok) {</w:t>
-      </w:r>
-      <w:r>
-        <w:br/>
-        <w:t xml:space="preserve">                </w:t>
-      </w:r>
-      <w:proofErr w:type="spellStart"/>
-      <w:r>
-        <w:t>JOptionPane.showMessageDialog</w:t>
-      </w:r>
-      <w:proofErr w:type="spellEnd"/>
-      <w:r>
-        <w:t>(</w:t>
-      </w:r>
-      <w:proofErr w:type="spellStart"/>
-      <w:r>
-        <w:t>this</w:t>
-      </w:r>
-      <w:proofErr w:type="spellEnd"/>
-      <w:r>
-        <w:t>, "Insertado correctamente.");</w:t>
-      </w:r>
-      <w:r>
-        <w:br/>
-        <w:t xml:space="preserve">                </w:t>
-      </w:r>
-      <w:proofErr w:type="spellStart"/>
-      <w:r>
-        <w:t>cargarTabla</w:t>
-      </w:r>
-      <w:proofErr w:type="spellEnd"/>
-      <w:r>
-        <w:t>();</w:t>
-      </w:r>
-      <w:r>
-        <w:br/>
-      </w:r>
-      <w:r>
-        <w:lastRenderedPageBreak/>
-        <w:t xml:space="preserve">                limpiar();</w:t>
-      </w:r>
-      <w:r>
-        <w:br/>
-        <w:t xml:space="preserve">            } </w:t>
-      </w:r>
-      <w:proofErr w:type="spellStart"/>
-      <w:r>
-        <w:t>else</w:t>
-      </w:r>
-      <w:proofErr w:type="spellEnd"/>
-      <w:r>
-        <w:t xml:space="preserve"> {</w:t>
-      </w:r>
-      <w:r>
-        <w:br/>
-        <w:t xml:space="preserve">                </w:t>
-      </w:r>
-      <w:proofErr w:type="spellStart"/>
-      <w:r>
-        <w:t>JOptionPane.showMessageDialog</w:t>
-      </w:r>
-      <w:proofErr w:type="spellEnd"/>
-      <w:r>
-        <w:t>(</w:t>
-      </w:r>
-      <w:proofErr w:type="spellStart"/>
-      <w:r>
-        <w:t>this</w:t>
-      </w:r>
-      <w:proofErr w:type="spellEnd"/>
-      <w:r>
-        <w:t>, "Error al insertar (¿ID repetido?).");</w:t>
-      </w:r>
-      <w:r>
-        <w:br/>
-        <w:t xml:space="preserve">            }</w:t>
-      </w:r>
-      <w:r>
-        <w:br/>
-        <w:t xml:space="preserve">        });</w:t>
-      </w:r>
-      <w:r>
-        <w:br/>
-      </w:r>
-      <w:r>
-        <w:br/>
-        <w:t xml:space="preserve">        </w:t>
-      </w:r>
-      <w:proofErr w:type="spellStart"/>
-      <w:r>
-        <w:t>btnActualizar.addActionListener</w:t>
-      </w:r>
-      <w:proofErr w:type="spellEnd"/>
-      <w:r>
-        <w:t>(e -&gt; {</w:t>
-      </w:r>
-      <w:r>
-        <w:br/>
-        <w:t xml:space="preserve">            </w:t>
-      </w:r>
-      <w:proofErr w:type="spellStart"/>
-      <w:r>
-        <w:t>if</w:t>
-      </w:r>
-      <w:proofErr w:type="spellEnd"/>
-      <w:r>
-        <w:t xml:space="preserve"> (!</w:t>
-      </w:r>
-      <w:proofErr w:type="spellStart"/>
-      <w:r>
-        <w:t>validarCampos</w:t>
-      </w:r>
-      <w:proofErr w:type="spellEnd"/>
-      <w:r>
-        <w:t xml:space="preserve">(true)) </w:t>
-      </w:r>
-      <w:proofErr w:type="spellStart"/>
-      <w:r>
-        <w:t>return</w:t>
-      </w:r>
-      <w:proofErr w:type="spellEnd"/>
-      <w:r>
-        <w:t>;</w:t>
-      </w:r>
-      <w:r>
-        <w:br/>
-      </w:r>
-      <w:r>
-        <w:br/>
-        <w:t xml:space="preserve">            </w:t>
-      </w:r>
-      <w:proofErr w:type="spellStart"/>
-      <w:r>
-        <w:t>int</w:t>
-      </w:r>
-      <w:proofErr w:type="spellEnd"/>
-      <w:r>
-        <w:t xml:space="preserve"> id = </w:t>
-      </w:r>
-      <w:proofErr w:type="spellStart"/>
-      <w:r>
-        <w:t>Integer.parseInt</w:t>
-      </w:r>
-      <w:proofErr w:type="spellEnd"/>
-      <w:r>
-        <w:t>(</w:t>
-      </w:r>
-      <w:proofErr w:type="spellStart"/>
-      <w:r>
-        <w:t>txtId.getText</w:t>
-      </w:r>
-      <w:proofErr w:type="spellEnd"/>
-      <w:r>
-        <w:t>().</w:t>
-      </w:r>
-      <w:proofErr w:type="spellStart"/>
-      <w:r>
-        <w:t>trim</w:t>
-      </w:r>
-      <w:proofErr w:type="spellEnd"/>
-      <w:r>
-        <w:t>());</w:t>
-      </w:r>
-      <w:r>
-        <w:br/>
-        <w:t xml:space="preserve">            String nombre = </w:t>
-      </w:r>
-      <w:proofErr w:type="spellStart"/>
-      <w:r>
-        <w:t>txtNombre.getText</w:t>
-      </w:r>
-      <w:proofErr w:type="spellEnd"/>
-      <w:r>
-        <w:t>().</w:t>
-      </w:r>
-      <w:proofErr w:type="spellStart"/>
-      <w:r>
-        <w:t>trim</w:t>
-      </w:r>
-      <w:proofErr w:type="spellEnd"/>
-      <w:r>
-        <w:t>();</w:t>
-      </w:r>
-      <w:r>
-        <w:br/>
-        <w:t xml:space="preserve">            String fabricante = </w:t>
-      </w:r>
-      <w:proofErr w:type="spellStart"/>
-      <w:r>
-        <w:t>txtFabricante.getText</w:t>
-      </w:r>
-      <w:proofErr w:type="spellEnd"/>
-      <w:r>
-        <w:t>().</w:t>
-      </w:r>
-      <w:proofErr w:type="spellStart"/>
-      <w:r>
-        <w:t>trim</w:t>
-      </w:r>
-      <w:proofErr w:type="spellEnd"/>
-      <w:r>
-        <w:t>();</w:t>
-      </w:r>
-      <w:r>
-        <w:br/>
-        <w:t xml:space="preserve">            String precio = </w:t>
-      </w:r>
-      <w:proofErr w:type="spellStart"/>
-      <w:r>
-        <w:t>txtPrecio.getText</w:t>
-      </w:r>
-      <w:proofErr w:type="spellEnd"/>
-      <w:r>
-        <w:t>().</w:t>
-      </w:r>
-      <w:proofErr w:type="spellStart"/>
-      <w:r>
-        <w:t>trim</w:t>
-      </w:r>
-      <w:proofErr w:type="spellEnd"/>
-      <w:r>
-        <w:t>();</w:t>
-      </w:r>
-      <w:r>
-        <w:br/>
-      </w:r>
-      <w:r>
-        <w:br/>
-        <w:t xml:space="preserve">            </w:t>
-      </w:r>
-      <w:proofErr w:type="spellStart"/>
-      <w:r>
-        <w:t>boolean</w:t>
-      </w:r>
-      <w:proofErr w:type="spellEnd"/>
-      <w:r>
-        <w:t xml:space="preserve"> ok = </w:t>
-      </w:r>
-      <w:proofErr w:type="spellStart"/>
-      <w:r>
-        <w:t>dao.actualizar</w:t>
-      </w:r>
-      <w:proofErr w:type="spellEnd"/>
-      <w:r>
-        <w:t>(id, nombre, fabricante, precio);</w:t>
-      </w:r>
-      <w:r>
-        <w:br/>
-        <w:t xml:space="preserve">            </w:t>
-      </w:r>
-      <w:proofErr w:type="spellStart"/>
-      <w:r>
-        <w:t>if</w:t>
-      </w:r>
-      <w:proofErr w:type="spellEnd"/>
-      <w:r>
-        <w:t xml:space="preserve"> (ok) {</w:t>
-      </w:r>
-      <w:r>
-        <w:br/>
-        <w:t xml:space="preserve">                </w:t>
-      </w:r>
-      <w:proofErr w:type="spellStart"/>
-      <w:r>
-        <w:t>JOptionPane.showMessageDialog</w:t>
-      </w:r>
-      <w:proofErr w:type="spellEnd"/>
-      <w:r>
-        <w:t>(</w:t>
-      </w:r>
-      <w:proofErr w:type="spellStart"/>
-      <w:r>
-        <w:t>this</w:t>
-      </w:r>
-      <w:proofErr w:type="spellEnd"/>
-      <w:r>
-        <w:t>, "Actualizado correctamente.");</w:t>
-      </w:r>
-      <w:r>
-        <w:br/>
-        <w:t xml:space="preserve">                </w:t>
-      </w:r>
-      <w:proofErr w:type="spellStart"/>
-      <w:r>
-        <w:t>cargarTabla</w:t>
-      </w:r>
-      <w:proofErr w:type="spellEnd"/>
-      <w:r>
-        <w:t>();</w:t>
-      </w:r>
-      <w:r>
-        <w:br/>
-        <w:t xml:space="preserve">                limpiar();</w:t>
-      </w:r>
-      <w:r>
-        <w:br/>
-        <w:t xml:space="preserve">            } </w:t>
-      </w:r>
-      <w:proofErr w:type="spellStart"/>
-      <w:r>
-        <w:t>else</w:t>
-      </w:r>
-      <w:proofErr w:type="spellEnd"/>
-      <w:r>
-        <w:t xml:space="preserve"> {</w:t>
-      </w:r>
-      <w:r>
-        <w:br/>
-        <w:t xml:space="preserve">                </w:t>
-      </w:r>
-      <w:proofErr w:type="spellStart"/>
-      <w:r>
-        <w:t>JOptionPane.showMessageDialog</w:t>
-      </w:r>
-      <w:proofErr w:type="spellEnd"/>
-      <w:r>
-        <w:t>(</w:t>
-      </w:r>
-      <w:proofErr w:type="spellStart"/>
-      <w:r>
-        <w:t>this</w:t>
-      </w:r>
-      <w:proofErr w:type="spellEnd"/>
-      <w:r>
-        <w:t>, "No se actualizó (¿no existe el ID?).");</w:t>
-      </w:r>
-      <w:r>
-        <w:br/>
-        <w:t xml:space="preserve">            }</w:t>
-      </w:r>
-      <w:r>
-        <w:br/>
-        <w:t xml:space="preserve">        });</w:t>
-      </w:r>
-      <w:r>
-        <w:br/>
-      </w:r>
-      <w:r>
-        <w:br/>
-        <w:t xml:space="preserve">        </w:t>
-      </w:r>
-      <w:proofErr w:type="spellStart"/>
-      <w:r>
-        <w:t>btnEliminar.addActionListener</w:t>
-      </w:r>
-      <w:proofErr w:type="spellEnd"/>
-      <w:r>
-        <w:t>(e -&gt; {</w:t>
-      </w:r>
-      <w:r>
-        <w:br/>
-        <w:t xml:space="preserve">            String </w:t>
-      </w:r>
-      <w:proofErr w:type="spellStart"/>
-      <w:r>
-        <w:t>idTxt</w:t>
-      </w:r>
-      <w:proofErr w:type="spellEnd"/>
-      <w:r>
-        <w:t xml:space="preserve"> = </w:t>
-      </w:r>
-      <w:proofErr w:type="spellStart"/>
-      <w:r>
-        <w:t>txtId.getText</w:t>
-      </w:r>
-      <w:proofErr w:type="spellEnd"/>
-      <w:r>
-        <w:t>().</w:t>
-      </w:r>
-      <w:proofErr w:type="spellStart"/>
-      <w:r>
-        <w:t>trim</w:t>
-      </w:r>
-      <w:proofErr w:type="spellEnd"/>
-      <w:r>
-        <w:t>();</w:t>
-      </w:r>
-      <w:r>
-        <w:br/>
-        <w:t xml:space="preserve">            </w:t>
-      </w:r>
-      <w:proofErr w:type="spellStart"/>
-      <w:r>
-        <w:t>if</w:t>
-      </w:r>
-      <w:proofErr w:type="spellEnd"/>
-      <w:r>
-        <w:t xml:space="preserve"> (</w:t>
-      </w:r>
-      <w:proofErr w:type="spellStart"/>
-      <w:r>
-        <w:t>idTxt.isEmpty</w:t>
-      </w:r>
-      <w:proofErr w:type="spellEnd"/>
-      <w:r>
-        <w:t>()) {</w:t>
-      </w:r>
-      <w:r>
-        <w:br/>
-        <w:t xml:space="preserve">                </w:t>
-      </w:r>
-      <w:proofErr w:type="spellStart"/>
-      <w:r>
-        <w:t>JOptionPane.showMessageDialog</w:t>
-      </w:r>
-      <w:proofErr w:type="spellEnd"/>
-      <w:r>
-        <w:t>(</w:t>
-      </w:r>
-      <w:proofErr w:type="spellStart"/>
-      <w:r>
-        <w:t>this</w:t>
-      </w:r>
-      <w:proofErr w:type="spellEnd"/>
-      <w:r>
-        <w:t>, "Introduce un ID para eliminar.");</w:t>
-      </w:r>
-      <w:r>
-        <w:br/>
-        <w:t xml:space="preserve">                </w:t>
-      </w:r>
-      <w:proofErr w:type="spellStart"/>
-      <w:r>
-        <w:t>return</w:t>
-      </w:r>
-      <w:proofErr w:type="spellEnd"/>
-      <w:r>
-        <w:t>;</w:t>
-      </w:r>
-      <w:r>
-        <w:br/>
-        <w:t xml:space="preserve">            }</w:t>
-      </w:r>
-      <w:r>
-        <w:br/>
-      </w:r>
-      <w:r>
-        <w:br/>
-        <w:t xml:space="preserve">            </w:t>
-      </w:r>
-      <w:proofErr w:type="spellStart"/>
-      <w:r>
-        <w:t>int</w:t>
-      </w:r>
-      <w:proofErr w:type="spellEnd"/>
-      <w:r>
-        <w:t xml:space="preserve"> </w:t>
-      </w:r>
-      <w:proofErr w:type="spellStart"/>
-      <w:r>
-        <w:t>confirm</w:t>
-      </w:r>
-      <w:proofErr w:type="spellEnd"/>
-      <w:r>
-        <w:t xml:space="preserve"> = </w:t>
-      </w:r>
-      <w:proofErr w:type="spellStart"/>
-      <w:r>
-        <w:t>JOptionPane.showConfirmDialog</w:t>
-      </w:r>
-      <w:proofErr w:type="spellEnd"/>
-      <w:r>
-        <w:t>(</w:t>
-      </w:r>
-      <w:r>
-        <w:br/>
-        <w:t xml:space="preserve">                    </w:t>
-      </w:r>
-      <w:proofErr w:type="spellStart"/>
-      <w:r>
-        <w:t>this</w:t>
-      </w:r>
-      <w:proofErr w:type="spellEnd"/>
-      <w:r>
-        <w:t>,</w:t>
-      </w:r>
-      <w:r>
-        <w:br/>
-        <w:t xml:space="preserve">                    "¿Seguro que quieres eliminar el producto con ID " + </w:t>
-      </w:r>
-      <w:proofErr w:type="spellStart"/>
-      <w:r>
-        <w:t>idTxt</w:t>
-      </w:r>
-      <w:proofErr w:type="spellEnd"/>
-      <w:r>
-        <w:t xml:space="preserve"> + "?",</w:t>
-      </w:r>
-      <w:r>
-        <w:br/>
-        <w:t xml:space="preserve">                    "Confirmar",</w:t>
-      </w:r>
-      <w:r>
-        <w:br/>
-        <w:t xml:space="preserve">                    </w:t>
-      </w:r>
-      <w:proofErr w:type="spellStart"/>
-      <w:r>
-        <w:t>JOptionPane.YES_NO_OPTION</w:t>
-      </w:r>
-      <w:proofErr w:type="spellEnd"/>
-      <w:r>
-        <w:br/>
-        <w:t xml:space="preserve">            );</w:t>
-      </w:r>
-      <w:r>
-        <w:br/>
-      </w:r>
-      <w:r>
-        <w:br/>
-        <w:t xml:space="preserve">            </w:t>
-      </w:r>
-      <w:proofErr w:type="spellStart"/>
-      <w:r>
-        <w:t>if</w:t>
-      </w:r>
-      <w:proofErr w:type="spellEnd"/>
-      <w:r>
-        <w:t xml:space="preserve"> (</w:t>
-      </w:r>
-      <w:proofErr w:type="spellStart"/>
-      <w:r>
-        <w:t>confirm</w:t>
-      </w:r>
-      <w:proofErr w:type="spellEnd"/>
-      <w:r>
-        <w:t xml:space="preserve"> != </w:t>
-      </w:r>
-      <w:proofErr w:type="spellStart"/>
-      <w:r>
-        <w:t>JOptionPane.YES_OPTION</w:t>
-      </w:r>
-      <w:proofErr w:type="spellEnd"/>
-      <w:r>
-        <w:t xml:space="preserve">) </w:t>
-      </w:r>
-      <w:proofErr w:type="spellStart"/>
-      <w:r>
-        <w:t>return</w:t>
-      </w:r>
-      <w:proofErr w:type="spellEnd"/>
-      <w:r>
-        <w:t>;</w:t>
-      </w:r>
-      <w:r>
-        <w:br/>
-      </w:r>
-      <w:r>
-        <w:br/>
-        <w:t xml:space="preserve">            </w:t>
-      </w:r>
-      <w:proofErr w:type="spellStart"/>
-      <w:r>
-        <w:t>int</w:t>
-      </w:r>
-      <w:proofErr w:type="spellEnd"/>
-      <w:r>
-        <w:t xml:space="preserve"> id = </w:t>
-      </w:r>
-      <w:proofErr w:type="spellStart"/>
-      <w:r>
-        <w:t>Integer.parseInt</w:t>
-      </w:r>
-      <w:proofErr w:type="spellEnd"/>
-      <w:r>
-        <w:t>(</w:t>
-      </w:r>
-      <w:proofErr w:type="spellStart"/>
-      <w:r>
-        <w:t>idTxt</w:t>
-      </w:r>
-      <w:proofErr w:type="spellEnd"/>
-      <w:r>
-        <w:t>);</w:t>
       </w:r>
       <w:r>
         <w:br/>
@@ -3386,6 +2843,609 @@
       </w:r>
       <w:proofErr w:type="spellStart"/>
       <w:r>
+        <w:t>dao.insertar</w:t>
+      </w:r>
+      <w:proofErr w:type="spellEnd"/>
+      <w:r>
+        <w:t>(id, nombre, fabricante, precio);</w:t>
+      </w:r>
+      <w:r>
+        <w:br/>
+        <w:t xml:space="preserve">            </w:t>
+      </w:r>
+      <w:proofErr w:type="spellStart"/>
+      <w:r>
+        <w:t>if</w:t>
+      </w:r>
+      <w:proofErr w:type="spellEnd"/>
+      <w:r>
+        <w:t xml:space="preserve"> (ok) {</w:t>
+      </w:r>
+      <w:r>
+        <w:br/>
+        <w:t xml:space="preserve">                </w:t>
+      </w:r>
+      <w:proofErr w:type="spellStart"/>
+      <w:r>
+        <w:t>JOptionPane.showMessageDialog</w:t>
+      </w:r>
+      <w:proofErr w:type="spellEnd"/>
+      <w:r>
+        <w:t>(</w:t>
+      </w:r>
+      <w:proofErr w:type="spellStart"/>
+      <w:r>
+        <w:t>this</w:t>
+      </w:r>
+      <w:proofErr w:type="spellEnd"/>
+      <w:r>
+        <w:t>, "Insertado correctamente.");</w:t>
+      </w:r>
+      <w:r>
+        <w:br/>
+        <w:t xml:space="preserve">                </w:t>
+      </w:r>
+      <w:proofErr w:type="spellStart"/>
+      <w:r>
+        <w:t>cargarTabla</w:t>
+      </w:r>
+      <w:proofErr w:type="spellEnd"/>
+      <w:r>
+        <w:t>();</w:t>
+      </w:r>
+      <w:r>
+        <w:br/>
+        <w:t xml:space="preserve">                limpiar();</w:t>
+      </w:r>
+      <w:r>
+        <w:br/>
+        <w:t xml:space="preserve">            } </w:t>
+      </w:r>
+      <w:proofErr w:type="spellStart"/>
+      <w:r>
+        <w:t>else</w:t>
+      </w:r>
+      <w:proofErr w:type="spellEnd"/>
+      <w:r>
+        <w:t xml:space="preserve"> {</w:t>
+      </w:r>
+      <w:r>
+        <w:br/>
+        <w:t xml:space="preserve">                </w:t>
+      </w:r>
+      <w:proofErr w:type="spellStart"/>
+      <w:r>
+        <w:t>JOptionPane.showMessageDialog</w:t>
+      </w:r>
+      <w:proofErr w:type="spellEnd"/>
+      <w:r>
+        <w:t>(</w:t>
+      </w:r>
+      <w:proofErr w:type="spellStart"/>
+      <w:r>
+        <w:t>this</w:t>
+      </w:r>
+      <w:proofErr w:type="spellEnd"/>
+      <w:r>
+        <w:t>, "Error al insertar (¿ID repetido?).");</w:t>
+      </w:r>
+      <w:r>
+        <w:br/>
+        <w:t xml:space="preserve">            }</w:t>
+      </w:r>
+      <w:r>
+        <w:br/>
+        <w:t xml:space="preserve">        });</w:t>
+      </w:r>
+      <w:r>
+        <w:br/>
+      </w:r>
+      <w:r>
+        <w:br/>
+        <w:t xml:space="preserve">        </w:t>
+      </w:r>
+      <w:proofErr w:type="spellStart"/>
+      <w:r>
+        <w:t>btnActualizar.addActionListener</w:t>
+      </w:r>
+      <w:proofErr w:type="spellEnd"/>
+      <w:r>
+        <w:t>(e -&gt; {</w:t>
+      </w:r>
+      <w:r>
+        <w:br/>
+        <w:t xml:space="preserve">            </w:t>
+      </w:r>
+      <w:proofErr w:type="spellStart"/>
+      <w:r>
+        <w:t>if</w:t>
+      </w:r>
+      <w:proofErr w:type="spellEnd"/>
+      <w:r>
+        <w:t xml:space="preserve"> (!</w:t>
+      </w:r>
+      <w:proofErr w:type="spellStart"/>
+      <w:r>
+        <w:t>validarCampos</w:t>
+      </w:r>
+      <w:proofErr w:type="spellEnd"/>
+      <w:r>
+        <w:t xml:space="preserve">(true)) </w:t>
+      </w:r>
+      <w:proofErr w:type="spellStart"/>
+      <w:r>
+        <w:t>return</w:t>
+      </w:r>
+      <w:proofErr w:type="spellEnd"/>
+      <w:r>
+        <w:t>;</w:t>
+      </w:r>
+      <w:r>
+        <w:br/>
+      </w:r>
+      <w:r>
+        <w:br/>
+        <w:t xml:space="preserve">            </w:t>
+      </w:r>
+      <w:proofErr w:type="spellStart"/>
+      <w:r>
+        <w:t>int</w:t>
+      </w:r>
+      <w:proofErr w:type="spellEnd"/>
+      <w:r>
+        <w:t xml:space="preserve"> id = </w:t>
+      </w:r>
+      <w:proofErr w:type="spellStart"/>
+      <w:r>
+        <w:t>Integer.parseInt</w:t>
+      </w:r>
+      <w:proofErr w:type="spellEnd"/>
+      <w:r>
+        <w:t>(</w:t>
+      </w:r>
+      <w:proofErr w:type="spellStart"/>
+      <w:r>
+        <w:t>txtId.getText</w:t>
+      </w:r>
+      <w:proofErr w:type="spellEnd"/>
+      <w:r>
+        <w:t>().</w:t>
+      </w:r>
+      <w:proofErr w:type="spellStart"/>
+      <w:r>
+        <w:t>trim</w:t>
+      </w:r>
+      <w:proofErr w:type="spellEnd"/>
+      <w:r>
+        <w:t>());</w:t>
+      </w:r>
+      <w:r>
+        <w:br/>
+        <w:t xml:space="preserve">            String nombre = </w:t>
+      </w:r>
+      <w:proofErr w:type="spellStart"/>
+      <w:r>
+        <w:t>txtNombre.getText</w:t>
+      </w:r>
+      <w:proofErr w:type="spellEnd"/>
+      <w:r>
+        <w:t>().</w:t>
+      </w:r>
+      <w:proofErr w:type="spellStart"/>
+      <w:r>
+        <w:t>trim</w:t>
+      </w:r>
+      <w:proofErr w:type="spellEnd"/>
+      <w:r>
+        <w:t>();</w:t>
+      </w:r>
+      <w:r>
+        <w:br/>
+        <w:t xml:space="preserve">            String fabricante = </w:t>
+      </w:r>
+      <w:proofErr w:type="spellStart"/>
+      <w:r>
+        <w:t>txtFabricante.getText</w:t>
+      </w:r>
+      <w:proofErr w:type="spellEnd"/>
+      <w:r>
+        <w:t>().</w:t>
+      </w:r>
+      <w:proofErr w:type="spellStart"/>
+      <w:r>
+        <w:t>trim</w:t>
+      </w:r>
+      <w:proofErr w:type="spellEnd"/>
+      <w:r>
+        <w:t>();</w:t>
+      </w:r>
+      <w:r>
+        <w:br/>
+        <w:t xml:space="preserve">            String precio = </w:t>
+      </w:r>
+      <w:proofErr w:type="spellStart"/>
+      <w:r>
+        <w:t>txtPrecio.getText</w:t>
+      </w:r>
+      <w:proofErr w:type="spellEnd"/>
+      <w:r>
+        <w:t>().</w:t>
+      </w:r>
+      <w:proofErr w:type="spellStart"/>
+      <w:r>
+        <w:t>trim</w:t>
+      </w:r>
+      <w:proofErr w:type="spellEnd"/>
+      <w:r>
+        <w:t>();</w:t>
+      </w:r>
+      <w:r>
+        <w:br/>
+      </w:r>
+      <w:r>
+        <w:br/>
+        <w:t xml:space="preserve">            </w:t>
+      </w:r>
+      <w:proofErr w:type="spellStart"/>
+      <w:r>
+        <w:t>boolean</w:t>
+      </w:r>
+      <w:proofErr w:type="spellEnd"/>
+      <w:r>
+        <w:t xml:space="preserve"> ok = </w:t>
+      </w:r>
+      <w:proofErr w:type="spellStart"/>
+      <w:r>
+        <w:t>dao.actualizar</w:t>
+      </w:r>
+      <w:proofErr w:type="spellEnd"/>
+      <w:r>
+        <w:t>(id, nombre, fabricante, precio);</w:t>
+      </w:r>
+      <w:r>
+        <w:br/>
+        <w:t xml:space="preserve">            </w:t>
+      </w:r>
+      <w:proofErr w:type="spellStart"/>
+      <w:r>
+        <w:t>if</w:t>
+      </w:r>
+      <w:proofErr w:type="spellEnd"/>
+      <w:r>
+        <w:t xml:space="preserve"> (ok) {</w:t>
+      </w:r>
+      <w:r>
+        <w:br/>
+        <w:t xml:space="preserve">                </w:t>
+      </w:r>
+      <w:proofErr w:type="spellStart"/>
+      <w:r>
+        <w:t>JOptionPane.showMessageDialog</w:t>
+      </w:r>
+      <w:proofErr w:type="spellEnd"/>
+      <w:r>
+        <w:t>(</w:t>
+      </w:r>
+      <w:proofErr w:type="spellStart"/>
+      <w:r>
+        <w:t>this</w:t>
+      </w:r>
+      <w:proofErr w:type="spellEnd"/>
+      <w:r>
+        <w:t>, "Actualizado correctamente.");</w:t>
+      </w:r>
+      <w:r>
+        <w:br/>
+        <w:t xml:space="preserve">                </w:t>
+      </w:r>
+      <w:proofErr w:type="spellStart"/>
+      <w:r>
+        <w:t>cargarTabla</w:t>
+      </w:r>
+      <w:proofErr w:type="spellEnd"/>
+      <w:r>
+        <w:t>();</w:t>
+      </w:r>
+      <w:r>
+        <w:br/>
+        <w:t xml:space="preserve">                limpiar();</w:t>
+      </w:r>
+      <w:r>
+        <w:br/>
+        <w:t xml:space="preserve">            } </w:t>
+      </w:r>
+      <w:proofErr w:type="spellStart"/>
+      <w:r>
+        <w:t>else</w:t>
+      </w:r>
+      <w:proofErr w:type="spellEnd"/>
+      <w:r>
+        <w:t xml:space="preserve"> {</w:t>
+      </w:r>
+      <w:r>
+        <w:br/>
+        <w:t xml:space="preserve">                </w:t>
+      </w:r>
+      <w:proofErr w:type="spellStart"/>
+      <w:r>
+        <w:t>JOptionPane.showMessageDialog</w:t>
+      </w:r>
+      <w:proofErr w:type="spellEnd"/>
+      <w:r>
+        <w:t>(</w:t>
+      </w:r>
+      <w:proofErr w:type="spellStart"/>
+      <w:r>
+        <w:t>this</w:t>
+      </w:r>
+      <w:proofErr w:type="spellEnd"/>
+      <w:r>
+        <w:t>, "No se actualizó (¿no existe el ID?).");</w:t>
+      </w:r>
+      <w:r>
+        <w:br/>
+        <w:t xml:space="preserve">            }</w:t>
+      </w:r>
+      <w:r>
+        <w:br/>
+        <w:t xml:space="preserve">        });</w:t>
+      </w:r>
+      <w:r>
+        <w:br/>
+      </w:r>
+      <w:r>
+        <w:br/>
+        <w:t xml:space="preserve">        </w:t>
+      </w:r>
+      <w:proofErr w:type="spellStart"/>
+      <w:r>
+        <w:t>btnEliminar.addActionListener</w:t>
+      </w:r>
+      <w:proofErr w:type="spellEnd"/>
+      <w:r>
+        <w:t>(e -&gt; {</w:t>
+      </w:r>
+      <w:r>
+        <w:br/>
+        <w:t xml:space="preserve">            String </w:t>
+      </w:r>
+      <w:proofErr w:type="spellStart"/>
+      <w:r>
+        <w:t>idTxt</w:t>
+      </w:r>
+      <w:proofErr w:type="spellEnd"/>
+      <w:r>
+        <w:t xml:space="preserve"> = </w:t>
+      </w:r>
+      <w:proofErr w:type="spellStart"/>
+      <w:r>
+        <w:t>txtId.getText</w:t>
+      </w:r>
+      <w:proofErr w:type="spellEnd"/>
+      <w:r>
+        <w:t>().</w:t>
+      </w:r>
+      <w:proofErr w:type="spellStart"/>
+      <w:r>
+        <w:t>trim</w:t>
+      </w:r>
+      <w:proofErr w:type="spellEnd"/>
+      <w:r>
+        <w:t>();</w:t>
+      </w:r>
+      <w:r>
+        <w:br/>
+        <w:t xml:space="preserve">            </w:t>
+      </w:r>
+      <w:proofErr w:type="spellStart"/>
+      <w:r>
+        <w:t>if</w:t>
+      </w:r>
+      <w:proofErr w:type="spellEnd"/>
+      <w:r>
+        <w:t xml:space="preserve"> (</w:t>
+      </w:r>
+      <w:proofErr w:type="spellStart"/>
+      <w:r>
+        <w:t>idTxt.isEmpty</w:t>
+      </w:r>
+      <w:proofErr w:type="spellEnd"/>
+      <w:r>
+        <w:t>()) {</w:t>
+      </w:r>
+      <w:r>
+        <w:br/>
+        <w:t xml:space="preserve">                </w:t>
+      </w:r>
+      <w:proofErr w:type="spellStart"/>
+      <w:r>
+        <w:t>JOptionPane.showMessageDialog</w:t>
+      </w:r>
+      <w:proofErr w:type="spellEnd"/>
+      <w:r>
+        <w:t>(</w:t>
+      </w:r>
+      <w:proofErr w:type="spellStart"/>
+      <w:r>
+        <w:t>this</w:t>
+      </w:r>
+      <w:proofErr w:type="spellEnd"/>
+      <w:r>
+        <w:t>, "Introduce un ID para eliminar.");</w:t>
+      </w:r>
+      <w:r>
+        <w:br/>
+        <w:t xml:space="preserve">                </w:t>
+      </w:r>
+      <w:proofErr w:type="spellStart"/>
+      <w:r>
+        <w:t>return</w:t>
+      </w:r>
+      <w:proofErr w:type="spellEnd"/>
+      <w:r>
+        <w:t>;</w:t>
+      </w:r>
+      <w:r>
+        <w:br/>
+        <w:t xml:space="preserve">            }</w:t>
+      </w:r>
+      <w:r>
+        <w:br/>
+      </w:r>
+      <w:r>
+        <w:br/>
+        <w:t xml:space="preserve">            </w:t>
+      </w:r>
+      <w:proofErr w:type="spellStart"/>
+      <w:r>
+        <w:t>int</w:t>
+      </w:r>
+      <w:proofErr w:type="spellEnd"/>
+      <w:r>
+        <w:t xml:space="preserve"> </w:t>
+      </w:r>
+      <w:proofErr w:type="spellStart"/>
+      <w:r>
+        <w:t>confirm</w:t>
+      </w:r>
+      <w:proofErr w:type="spellEnd"/>
+      <w:r>
+        <w:t xml:space="preserve"> = </w:t>
+      </w:r>
+      <w:proofErr w:type="spellStart"/>
+      <w:r>
+        <w:t>JOptionPane.showConfirmDialog</w:t>
+      </w:r>
+      <w:proofErr w:type="spellEnd"/>
+      <w:r>
+        <w:t>(</w:t>
+      </w:r>
+      <w:r>
+        <w:br/>
+        <w:t xml:space="preserve">                    </w:t>
+      </w:r>
+      <w:proofErr w:type="spellStart"/>
+      <w:r>
+        <w:t>this</w:t>
+      </w:r>
+      <w:proofErr w:type="spellEnd"/>
+      <w:r>
+        <w:t>,</w:t>
+      </w:r>
+      <w:r>
+        <w:br/>
+        <w:t xml:space="preserve">                    "¿Seguro que quieres eliminar el producto con ID " + </w:t>
+      </w:r>
+      <w:proofErr w:type="spellStart"/>
+      <w:r>
+        <w:t>idTxt</w:t>
+      </w:r>
+      <w:proofErr w:type="spellEnd"/>
+      <w:r>
+        <w:t xml:space="preserve"> + "?",</w:t>
+      </w:r>
+      <w:r>
+        <w:br/>
+        <w:t xml:space="preserve">                    "Confirmar",</w:t>
+      </w:r>
+      <w:r>
+        <w:br/>
+        <w:t xml:space="preserve">                    </w:t>
+      </w:r>
+      <w:proofErr w:type="spellStart"/>
+      <w:r>
+        <w:t>JOptionPane.YES_NO_OPTION</w:t>
+      </w:r>
+      <w:proofErr w:type="spellEnd"/>
+      <w:r>
+        <w:br/>
+        <w:t xml:space="preserve">            );</w:t>
+      </w:r>
+      <w:r>
+        <w:br/>
+      </w:r>
+      <w:r>
+        <w:lastRenderedPageBreak/>
+        <w:br/>
+        <w:t xml:space="preserve">            </w:t>
+      </w:r>
+      <w:proofErr w:type="spellStart"/>
+      <w:r>
+        <w:t>if</w:t>
+      </w:r>
+      <w:proofErr w:type="spellEnd"/>
+      <w:r>
+        <w:t xml:space="preserve"> (</w:t>
+      </w:r>
+      <w:proofErr w:type="spellStart"/>
+      <w:r>
+        <w:t>confirm</w:t>
+      </w:r>
+      <w:proofErr w:type="spellEnd"/>
+      <w:r>
+        <w:t xml:space="preserve"> != </w:t>
+      </w:r>
+      <w:proofErr w:type="spellStart"/>
+      <w:r>
+        <w:t>JOptionPane.YES_OPTION</w:t>
+      </w:r>
+      <w:proofErr w:type="spellEnd"/>
+      <w:r>
+        <w:t xml:space="preserve">) </w:t>
+      </w:r>
+      <w:proofErr w:type="spellStart"/>
+      <w:r>
+        <w:t>return</w:t>
+      </w:r>
+      <w:proofErr w:type="spellEnd"/>
+      <w:r>
+        <w:t>;</w:t>
+      </w:r>
+      <w:r>
+        <w:br/>
+      </w:r>
+      <w:r>
+        <w:br/>
+        <w:t xml:space="preserve">            </w:t>
+      </w:r>
+      <w:proofErr w:type="spellStart"/>
+      <w:r>
+        <w:t>int</w:t>
+      </w:r>
+      <w:proofErr w:type="spellEnd"/>
+      <w:r>
+        <w:t xml:space="preserve"> id = </w:t>
+      </w:r>
+      <w:proofErr w:type="spellStart"/>
+      <w:r>
+        <w:t>Integer.parseInt</w:t>
+      </w:r>
+      <w:proofErr w:type="spellEnd"/>
+      <w:r>
+        <w:t>(</w:t>
+      </w:r>
+      <w:proofErr w:type="spellStart"/>
+      <w:r>
+        <w:t>idTxt</w:t>
+      </w:r>
+      <w:proofErr w:type="spellEnd"/>
+      <w:r>
+        <w:t>);</w:t>
+      </w:r>
+      <w:r>
+        <w:br/>
+        <w:t xml:space="preserve">            </w:t>
+      </w:r>
+      <w:proofErr w:type="spellStart"/>
+      <w:r>
+        <w:t>boolean</w:t>
+      </w:r>
+      <w:proofErr w:type="spellEnd"/>
+      <w:r>
+        <w:t xml:space="preserve"> ok = </w:t>
+      </w:r>
+      <w:proofErr w:type="spellStart"/>
+      <w:r>
         <w:t>dao.eliminar</w:t>
       </w:r>
       <w:proofErr w:type="spellEnd"/>
@@ -3811,6 +3871,9 @@
       </w:r>
       <w:r>
         <w:br/>
+      </w:r>
+      <w:r>
+        <w:lastRenderedPageBreak/>
         <w:t xml:space="preserve">        </w:t>
       </w:r>
       <w:proofErr w:type="spellStart"/>
@@ -3867,571 +3930,568 @@
       </w:r>
       <w:r>
         <w:br/>
+        <w:t xml:space="preserve">        }</w:t>
+      </w:r>
+      <w:r>
+        <w:br/>
+        <w:t xml:space="preserve">    }</w:t>
+      </w:r>
+      <w:r>
+        <w:br/>
+      </w:r>
+      <w:r>
+        <w:br/>
+        <w:t xml:space="preserve">    </w:t>
+      </w:r>
+      <w:proofErr w:type="spellStart"/>
+      <w:r>
+        <w:t>private</w:t>
+      </w:r>
+      <w:proofErr w:type="spellEnd"/>
+      <w:r>
+        <w:t xml:space="preserve"> </w:t>
+      </w:r>
+      <w:proofErr w:type="spellStart"/>
+      <w:r>
+        <w:t>void</w:t>
+      </w:r>
+      <w:proofErr w:type="spellEnd"/>
+      <w:r>
+        <w:t xml:space="preserve"> limpiar() {</w:t>
+      </w:r>
+      <w:r>
+        <w:br/>
+        <w:t xml:space="preserve">        </w:t>
+      </w:r>
+      <w:proofErr w:type="spellStart"/>
+      <w:r>
+        <w:t>txtId.setText</w:t>
+      </w:r>
+      <w:proofErr w:type="spellEnd"/>
+      <w:r>
+        <w:t>("");</w:t>
+      </w:r>
+      <w:r>
+        <w:br/>
+        <w:t xml:space="preserve">        </w:t>
+      </w:r>
+      <w:proofErr w:type="spellStart"/>
+      <w:r>
+        <w:t>txtNombre.setText</w:t>
+      </w:r>
+      <w:proofErr w:type="spellEnd"/>
+      <w:r>
+        <w:t>("");</w:t>
+      </w:r>
+      <w:r>
+        <w:br/>
+        <w:t xml:space="preserve">        </w:t>
+      </w:r>
+      <w:proofErr w:type="spellStart"/>
+      <w:r>
+        <w:t>txtFabricante.setText</w:t>
+      </w:r>
+      <w:proofErr w:type="spellEnd"/>
+      <w:r>
+        <w:t>("");</w:t>
+      </w:r>
+      <w:r>
+        <w:br/>
+        <w:t xml:space="preserve">        </w:t>
+      </w:r>
+      <w:proofErr w:type="spellStart"/>
+      <w:r>
+        <w:t>txtPrecio.setText</w:t>
+      </w:r>
+      <w:proofErr w:type="spellEnd"/>
+      <w:r>
+        <w:t>("");</w:t>
+      </w:r>
+      <w:r>
+        <w:br/>
+        <w:t xml:space="preserve">        </w:t>
+      </w:r>
+      <w:proofErr w:type="spellStart"/>
+      <w:r>
+        <w:t>tabla.clearSelection</w:t>
+      </w:r>
+      <w:proofErr w:type="spellEnd"/>
+      <w:r>
+        <w:t>();</w:t>
+      </w:r>
+      <w:r>
+        <w:br/>
+        <w:t xml:space="preserve">        </w:t>
+      </w:r>
+      <w:proofErr w:type="spellStart"/>
+      <w:r>
+        <w:t>txtId.requestFocus</w:t>
+      </w:r>
+      <w:proofErr w:type="spellEnd"/>
+      <w:r>
+        <w:t>();</w:t>
+      </w:r>
+      <w:r>
+        <w:br/>
+        <w:t xml:space="preserve">    }</w:t>
+      </w:r>
+      <w:r>
+        <w:br/>
+      </w:r>
+      <w:r>
+        <w:br/>
+        <w:t xml:space="preserve">    </w:t>
+      </w:r>
+      <w:proofErr w:type="spellStart"/>
+      <w:r>
+        <w:t>private</w:t>
+      </w:r>
+      <w:proofErr w:type="spellEnd"/>
+      <w:r>
+        <w:t xml:space="preserve"> </w:t>
+      </w:r>
+      <w:proofErr w:type="spellStart"/>
+      <w:r>
+        <w:t>boolean</w:t>
+      </w:r>
+      <w:proofErr w:type="spellEnd"/>
+      <w:r>
+        <w:t xml:space="preserve"> </w:t>
+      </w:r>
+      <w:proofErr w:type="spellStart"/>
+      <w:r>
+        <w:t>validarCampos</w:t>
+      </w:r>
+      <w:proofErr w:type="spellEnd"/>
+      <w:r>
+        <w:t>(</w:t>
+      </w:r>
+      <w:proofErr w:type="spellStart"/>
+      <w:r>
+        <w:t>boolean</w:t>
+      </w:r>
+      <w:proofErr w:type="spellEnd"/>
+      <w:r>
+        <w:t xml:space="preserve"> </w:t>
+      </w:r>
+      <w:proofErr w:type="spellStart"/>
+      <w:r>
+        <w:t>exigirId</w:t>
+      </w:r>
+      <w:proofErr w:type="spellEnd"/>
+      <w:r>
+        <w:t>) {</w:t>
+      </w:r>
+      <w:r>
+        <w:br/>
+      </w:r>
+      <w:r>
+        <w:br/>
+        <w:t xml:space="preserve">        </w:t>
+      </w:r>
+      <w:proofErr w:type="spellStart"/>
+      <w:r>
+        <w:t>if</w:t>
+      </w:r>
+      <w:proofErr w:type="spellEnd"/>
+      <w:r>
+        <w:t xml:space="preserve"> (</w:t>
+      </w:r>
+      <w:proofErr w:type="spellStart"/>
+      <w:r>
+        <w:t>exigirId</w:t>
+      </w:r>
+      <w:proofErr w:type="spellEnd"/>
+      <w:r>
+        <w:t>) {</w:t>
+      </w:r>
+      <w:r>
+        <w:br/>
+        <w:t xml:space="preserve">            String </w:t>
+      </w:r>
+      <w:proofErr w:type="spellStart"/>
+      <w:r>
+        <w:t>idTxt</w:t>
+      </w:r>
+      <w:proofErr w:type="spellEnd"/>
+      <w:r>
+        <w:t xml:space="preserve"> = </w:t>
+      </w:r>
+      <w:proofErr w:type="spellStart"/>
+      <w:r>
+        <w:t>txtId.getText</w:t>
+      </w:r>
+      <w:proofErr w:type="spellEnd"/>
+      <w:r>
+        <w:t>().</w:t>
+      </w:r>
+      <w:proofErr w:type="spellStart"/>
+      <w:r>
+        <w:t>trim</w:t>
+      </w:r>
+      <w:proofErr w:type="spellEnd"/>
+      <w:r>
+        <w:t>();</w:t>
+      </w:r>
+      <w:r>
+        <w:br/>
+        <w:t xml:space="preserve">            </w:t>
+      </w:r>
+      <w:proofErr w:type="spellStart"/>
+      <w:r>
+        <w:t>if</w:t>
+      </w:r>
+      <w:proofErr w:type="spellEnd"/>
+      <w:r>
+        <w:t xml:space="preserve"> (</w:t>
+      </w:r>
+      <w:proofErr w:type="spellStart"/>
+      <w:r>
+        <w:t>idTxt.isEmpty</w:t>
+      </w:r>
+      <w:proofErr w:type="spellEnd"/>
+      <w:r>
+        <w:t>()) {</w:t>
+      </w:r>
+      <w:r>
+        <w:br/>
+        <w:t xml:space="preserve">                </w:t>
+      </w:r>
+      <w:proofErr w:type="spellStart"/>
+      <w:r>
+        <w:t>JOptionPane.showMessageDialog</w:t>
+      </w:r>
+      <w:proofErr w:type="spellEnd"/>
+      <w:r>
+        <w:t>(</w:t>
+      </w:r>
+      <w:proofErr w:type="spellStart"/>
+      <w:r>
+        <w:t>this</w:t>
+      </w:r>
+      <w:proofErr w:type="spellEnd"/>
+      <w:r>
+        <w:t>, "El ID es obligatorio.");</w:t>
+      </w:r>
+      <w:r>
+        <w:br/>
+        <w:t xml:space="preserve">                </w:t>
+      </w:r>
+      <w:proofErr w:type="spellStart"/>
+      <w:r>
+        <w:t>return</w:t>
+      </w:r>
+      <w:proofErr w:type="spellEnd"/>
+      <w:r>
+        <w:t xml:space="preserve"> false;</w:t>
+      </w:r>
+      <w:r>
+        <w:br/>
+        <w:t xml:space="preserve">            }</w:t>
+      </w:r>
+      <w:r>
+        <w:br/>
+        <w:t xml:space="preserve">            try {</w:t>
+      </w:r>
+      <w:r>
+        <w:br/>
+        <w:t xml:space="preserve">                </w:t>
+      </w:r>
+      <w:proofErr w:type="spellStart"/>
+      <w:r>
+        <w:t>Integer.parseInt</w:t>
+      </w:r>
+      <w:proofErr w:type="spellEnd"/>
+      <w:r>
+        <w:t>(</w:t>
+      </w:r>
+      <w:proofErr w:type="spellStart"/>
+      <w:r>
+        <w:t>idTxt</w:t>
+      </w:r>
+      <w:proofErr w:type="spellEnd"/>
+      <w:r>
+        <w:t>);</w:t>
+      </w:r>
+      <w:r>
+        <w:br/>
+        <w:t xml:space="preserve">            } catch (</w:t>
+      </w:r>
+      <w:proofErr w:type="spellStart"/>
+      <w:r>
+        <w:t>NumberFormatException</w:t>
+      </w:r>
+      <w:proofErr w:type="spellEnd"/>
+      <w:r>
+        <w:t xml:space="preserve"> ex) {</w:t>
+      </w:r>
+      <w:r>
+        <w:br/>
+        <w:t xml:space="preserve">                </w:t>
+      </w:r>
+      <w:proofErr w:type="spellStart"/>
+      <w:r>
+        <w:t>JOptionPane.showMessageDialog</w:t>
+      </w:r>
+      <w:proofErr w:type="spellEnd"/>
+      <w:r>
+        <w:t>(</w:t>
+      </w:r>
+      <w:proofErr w:type="spellStart"/>
+      <w:r>
+        <w:t>this</w:t>
+      </w:r>
+      <w:proofErr w:type="spellEnd"/>
+      <w:r>
+        <w:t>, "El ID debe ser un número entero.");</w:t>
+      </w:r>
+      <w:r>
+        <w:br/>
+        <w:t xml:space="preserve">                </w:t>
+      </w:r>
+      <w:proofErr w:type="spellStart"/>
+      <w:r>
+        <w:t>return</w:t>
+      </w:r>
+      <w:proofErr w:type="spellEnd"/>
+      <w:r>
+        <w:t xml:space="preserve"> false;</w:t>
+      </w:r>
+      <w:r>
+        <w:br/>
+        <w:t xml:space="preserve">            }</w:t>
+      </w:r>
+      <w:r>
+        <w:br/>
+        <w:t xml:space="preserve">        }</w:t>
+      </w:r>
+      <w:r>
+        <w:br/>
+      </w:r>
+      <w:r>
+        <w:br/>
+        <w:t xml:space="preserve">        </w:t>
+      </w:r>
+      <w:proofErr w:type="spellStart"/>
+      <w:r>
+        <w:t>if</w:t>
+      </w:r>
+      <w:proofErr w:type="spellEnd"/>
+      <w:r>
+        <w:t xml:space="preserve"> (</w:t>
+      </w:r>
+      <w:proofErr w:type="spellStart"/>
+      <w:r>
+        <w:t>txtNombre.getText</w:t>
+      </w:r>
+      <w:proofErr w:type="spellEnd"/>
+      <w:r>
+        <w:t>().</w:t>
+      </w:r>
+      <w:proofErr w:type="spellStart"/>
+      <w:r>
+        <w:t>trim</w:t>
+      </w:r>
+      <w:proofErr w:type="spellEnd"/>
+      <w:r>
+        <w:t>().</w:t>
+      </w:r>
+      <w:proofErr w:type="spellStart"/>
+      <w:r>
+        <w:t>isEmpty</w:t>
+      </w:r>
+      <w:proofErr w:type="spellEnd"/>
+      <w:r>
+        <w:t>()) {</w:t>
+      </w:r>
+      <w:r>
+        <w:br/>
+        <w:t xml:space="preserve">            </w:t>
+      </w:r>
+      <w:proofErr w:type="spellStart"/>
+      <w:r>
+        <w:t>JOptionPane.showMessageDialog</w:t>
+      </w:r>
+      <w:proofErr w:type="spellEnd"/>
+      <w:r>
+        <w:t>(</w:t>
+      </w:r>
+      <w:proofErr w:type="spellStart"/>
+      <w:r>
+        <w:t>this</w:t>
+      </w:r>
+      <w:proofErr w:type="spellEnd"/>
+      <w:r>
+        <w:t>, "El nombre es obligatorio.");</w:t>
+      </w:r>
+      <w:r>
+        <w:br/>
+        <w:t xml:space="preserve">            </w:t>
+      </w:r>
+      <w:proofErr w:type="spellStart"/>
+      <w:r>
+        <w:t>return</w:t>
+      </w:r>
+      <w:proofErr w:type="spellEnd"/>
+      <w:r>
+        <w:t xml:space="preserve"> false;</w:t>
+      </w:r>
+      <w:r>
+        <w:br/>
+        <w:t xml:space="preserve">        }</w:t>
+      </w:r>
+      <w:r>
+        <w:br/>
+        <w:t xml:space="preserve">        </w:t>
+      </w:r>
+      <w:proofErr w:type="spellStart"/>
+      <w:r>
+        <w:t>if</w:t>
+      </w:r>
+      <w:proofErr w:type="spellEnd"/>
+      <w:r>
+        <w:t xml:space="preserve"> (</w:t>
+      </w:r>
+      <w:proofErr w:type="spellStart"/>
+      <w:r>
+        <w:t>txtFabricante.getText</w:t>
+      </w:r>
+      <w:proofErr w:type="spellEnd"/>
+      <w:r>
+        <w:t>().</w:t>
+      </w:r>
+      <w:proofErr w:type="spellStart"/>
+      <w:r>
+        <w:t>trim</w:t>
+      </w:r>
+      <w:proofErr w:type="spellEnd"/>
+      <w:r>
+        <w:t>().</w:t>
+      </w:r>
+      <w:proofErr w:type="spellStart"/>
+      <w:r>
+        <w:t>isEmpty</w:t>
+      </w:r>
+      <w:proofErr w:type="spellEnd"/>
+      <w:r>
+        <w:t>()) {</w:t>
+      </w:r>
+      <w:r>
+        <w:br/>
+        <w:t xml:space="preserve">            </w:t>
+      </w:r>
+      <w:proofErr w:type="spellStart"/>
+      <w:r>
+        <w:t>JOptionPane.showMessageDialog</w:t>
+      </w:r>
+      <w:proofErr w:type="spellEnd"/>
+      <w:r>
+        <w:t>(</w:t>
+      </w:r>
+      <w:proofErr w:type="spellStart"/>
+      <w:r>
+        <w:t>this</w:t>
+      </w:r>
+      <w:proofErr w:type="spellEnd"/>
+      <w:r>
+        <w:t>, "El fabricante es obligatorio.");</w:t>
+      </w:r>
+      <w:r>
+        <w:br/>
+        <w:t xml:space="preserve">            </w:t>
+      </w:r>
+      <w:proofErr w:type="spellStart"/>
+      <w:r>
+        <w:t>return</w:t>
+      </w:r>
+      <w:proofErr w:type="spellEnd"/>
+      <w:r>
+        <w:t xml:space="preserve"> false;</w:t>
+      </w:r>
+      <w:r>
+        <w:br/>
+        <w:t xml:space="preserve">        }</w:t>
+      </w:r>
+      <w:r>
+        <w:br/>
+        <w:t xml:space="preserve">        </w:t>
+      </w:r>
+      <w:proofErr w:type="spellStart"/>
+      <w:r>
+        <w:t>if</w:t>
+      </w:r>
+      <w:proofErr w:type="spellEnd"/>
+      <w:r>
+        <w:t xml:space="preserve"> (</w:t>
+      </w:r>
+      <w:proofErr w:type="spellStart"/>
+      <w:r>
+        <w:t>txtPrecio.getText</w:t>
+      </w:r>
+      <w:proofErr w:type="spellEnd"/>
+      <w:r>
+        <w:t>().</w:t>
+      </w:r>
+      <w:proofErr w:type="spellStart"/>
+      <w:r>
+        <w:t>trim</w:t>
+      </w:r>
+      <w:proofErr w:type="spellEnd"/>
+      <w:r>
+        <w:t>().</w:t>
+      </w:r>
+      <w:proofErr w:type="spellStart"/>
+      <w:r>
+        <w:t>isEmpty</w:t>
+      </w:r>
+      <w:proofErr w:type="spellEnd"/>
+      <w:r>
+        <w:t>()) {</w:t>
+      </w:r>
+      <w:r>
+        <w:br/>
       </w:r>
       <w:r>
         <w:lastRenderedPageBreak/>
+        <w:t xml:space="preserve">            </w:t>
+      </w:r>
+      <w:proofErr w:type="spellStart"/>
+      <w:r>
+        <w:t>JOptionPane.showMessageDialog</w:t>
+      </w:r>
+      <w:proofErr w:type="spellEnd"/>
+      <w:r>
+        <w:t>(</w:t>
+      </w:r>
+      <w:proofErr w:type="spellStart"/>
+      <w:r>
+        <w:t>this</w:t>
+      </w:r>
+      <w:proofErr w:type="spellEnd"/>
+      <w:r>
+        <w:t>, "El precio es obligatorio (en tu tabla es VARCHAR).");</w:t>
+      </w:r>
+      <w:r>
+        <w:br/>
+        <w:t xml:space="preserve">            </w:t>
+      </w:r>
+      <w:proofErr w:type="spellStart"/>
+      <w:r>
+        <w:t>return</w:t>
+      </w:r>
+      <w:proofErr w:type="spellEnd"/>
+      <w:r>
+        <w:t xml:space="preserve"> false;</w:t>
+      </w:r>
+      <w:r>
+        <w:br/>
         <w:t xml:space="preserve">        }</w:t>
       </w:r>
       <w:r>
         <w:br/>
-        <w:t xml:space="preserve">    }</w:t>
-      </w:r>
-      <w:r>
-        <w:br/>
-      </w:r>
-      <w:r>
-        <w:br/>
-        <w:t xml:space="preserve">    </w:t>
-      </w:r>
-      <w:proofErr w:type="spellStart"/>
-      <w:r>
-        <w:t>private</w:t>
-      </w:r>
-      <w:proofErr w:type="spellEnd"/>
-      <w:r>
-        <w:t xml:space="preserve"> </w:t>
-      </w:r>
-      <w:proofErr w:type="spellStart"/>
-      <w:r>
-        <w:t>void</w:t>
-      </w:r>
-      <w:proofErr w:type="spellEnd"/>
-      <w:r>
-        <w:t xml:space="preserve"> limpiar() {</w:t>
-      </w:r>
-      <w:r>
-        <w:br/>
-        <w:t xml:space="preserve">        </w:t>
-      </w:r>
-      <w:proofErr w:type="spellStart"/>
-      <w:r>
-        <w:t>txtId.setText</w:t>
-      </w:r>
-      <w:proofErr w:type="spellEnd"/>
-      <w:r>
-        <w:t>("");</w:t>
-      </w:r>
-      <w:r>
-        <w:br/>
-        <w:t xml:space="preserve">        </w:t>
-      </w:r>
-      <w:proofErr w:type="spellStart"/>
-      <w:r>
-        <w:t>txtNombre.setText</w:t>
-      </w:r>
-      <w:proofErr w:type="spellEnd"/>
-      <w:r>
-        <w:t>("");</w:t>
-      </w:r>
-      <w:r>
-        <w:br/>
-        <w:t xml:space="preserve">        </w:t>
-      </w:r>
-      <w:proofErr w:type="spellStart"/>
-      <w:r>
-        <w:t>txtFabricante.setText</w:t>
-      </w:r>
-      <w:proofErr w:type="spellEnd"/>
-      <w:r>
-        <w:t>("");</w:t>
-      </w:r>
-      <w:r>
-        <w:br/>
-        <w:t xml:space="preserve">        </w:t>
-      </w:r>
-      <w:proofErr w:type="spellStart"/>
-      <w:r>
-        <w:t>txtPrecio.setText</w:t>
-      </w:r>
-      <w:proofErr w:type="spellEnd"/>
-      <w:r>
-        <w:t>("");</w:t>
-      </w:r>
-      <w:r>
-        <w:br/>
-        <w:t xml:space="preserve">        </w:t>
-      </w:r>
-      <w:proofErr w:type="spellStart"/>
-      <w:r>
-        <w:t>tabla.clearSelection</w:t>
-      </w:r>
-      <w:proofErr w:type="spellEnd"/>
-      <w:r>
-        <w:t>();</w:t>
-      </w:r>
-      <w:r>
-        <w:br/>
-        <w:t xml:space="preserve">        </w:t>
-      </w:r>
-      <w:proofErr w:type="spellStart"/>
-      <w:r>
-        <w:t>txtId.requestFocus</w:t>
-      </w:r>
-      <w:proofErr w:type="spellEnd"/>
-      <w:r>
-        <w:t>();</w:t>
-      </w:r>
-      <w:r>
-        <w:br/>
-        <w:t xml:space="preserve">    }</w:t>
-      </w:r>
-      <w:r>
-        <w:br/>
-      </w:r>
-      <w:r>
-        <w:br/>
-        <w:t xml:space="preserve">    </w:t>
-      </w:r>
-      <w:proofErr w:type="spellStart"/>
-      <w:r>
-        <w:t>private</w:t>
-      </w:r>
-      <w:proofErr w:type="spellEnd"/>
-      <w:r>
-        <w:t xml:space="preserve"> </w:t>
-      </w:r>
-      <w:proofErr w:type="spellStart"/>
-      <w:r>
-        <w:t>boolean</w:t>
-      </w:r>
-      <w:proofErr w:type="spellEnd"/>
-      <w:r>
-        <w:t xml:space="preserve"> </w:t>
-      </w:r>
-      <w:proofErr w:type="spellStart"/>
-      <w:r>
-        <w:t>validarCampos</w:t>
-      </w:r>
-      <w:proofErr w:type="spellEnd"/>
-      <w:r>
-        <w:t>(</w:t>
-      </w:r>
-      <w:proofErr w:type="spellStart"/>
-      <w:r>
-        <w:t>boolean</w:t>
-      </w:r>
-      <w:proofErr w:type="spellEnd"/>
-      <w:r>
-        <w:t xml:space="preserve"> </w:t>
-      </w:r>
-      <w:proofErr w:type="spellStart"/>
-      <w:r>
-        <w:t>exigirId</w:t>
-      </w:r>
-      <w:proofErr w:type="spellEnd"/>
-      <w:r>
-        <w:t>) {</w:t>
-      </w:r>
-      <w:r>
-        <w:br/>
-      </w:r>
-      <w:r>
-        <w:br/>
-        <w:t xml:space="preserve">        </w:t>
-      </w:r>
-      <w:proofErr w:type="spellStart"/>
-      <w:r>
-        <w:t>if</w:t>
-      </w:r>
-      <w:proofErr w:type="spellEnd"/>
-      <w:r>
-        <w:t xml:space="preserve"> (</w:t>
-      </w:r>
-      <w:proofErr w:type="spellStart"/>
-      <w:r>
-        <w:t>exigirId</w:t>
-      </w:r>
-      <w:proofErr w:type="spellEnd"/>
-      <w:r>
-        <w:t>) {</w:t>
-      </w:r>
-      <w:r>
-        <w:br/>
-        <w:t xml:space="preserve">            String </w:t>
-      </w:r>
-      <w:proofErr w:type="spellStart"/>
-      <w:r>
-        <w:t>idTxt</w:t>
-      </w:r>
-      <w:proofErr w:type="spellEnd"/>
-      <w:r>
-        <w:t xml:space="preserve"> = </w:t>
-      </w:r>
-      <w:proofErr w:type="spellStart"/>
-      <w:r>
-        <w:t>txtId.getText</w:t>
-      </w:r>
-      <w:proofErr w:type="spellEnd"/>
-      <w:r>
-        <w:t>().</w:t>
-      </w:r>
-      <w:proofErr w:type="spellStart"/>
-      <w:r>
-        <w:t>trim</w:t>
-      </w:r>
-      <w:proofErr w:type="spellEnd"/>
-      <w:r>
-        <w:t>();</w:t>
-      </w:r>
-      <w:r>
-        <w:br/>
-        <w:t xml:space="preserve">            </w:t>
-      </w:r>
-      <w:proofErr w:type="spellStart"/>
-      <w:r>
-        <w:t>if</w:t>
-      </w:r>
-      <w:proofErr w:type="spellEnd"/>
-      <w:r>
-        <w:t xml:space="preserve"> (</w:t>
-      </w:r>
-      <w:proofErr w:type="spellStart"/>
-      <w:r>
-        <w:t>idTxt.isEmpty</w:t>
-      </w:r>
-      <w:proofErr w:type="spellEnd"/>
-      <w:r>
-        <w:t>()) {</w:t>
-      </w:r>
-      <w:r>
-        <w:br/>
-        <w:t xml:space="preserve">                </w:t>
-      </w:r>
-      <w:proofErr w:type="spellStart"/>
-      <w:r>
-        <w:t>JOptionPane.showMessageDialog</w:t>
-      </w:r>
-      <w:proofErr w:type="spellEnd"/>
-      <w:r>
-        <w:t>(</w:t>
-      </w:r>
-      <w:proofErr w:type="spellStart"/>
-      <w:r>
-        <w:t>this</w:t>
-      </w:r>
-      <w:proofErr w:type="spellEnd"/>
-      <w:r>
-        <w:t>, "El ID es obligatorio.");</w:t>
-      </w:r>
-      <w:r>
-        <w:br/>
-        <w:t xml:space="preserve">                </w:t>
-      </w:r>
-      <w:proofErr w:type="spellStart"/>
-      <w:r>
-        <w:t>return</w:t>
-      </w:r>
-      <w:proofErr w:type="spellEnd"/>
-      <w:r>
-        <w:t xml:space="preserve"> false;</w:t>
-      </w:r>
-      <w:r>
-        <w:br/>
-        <w:t xml:space="preserve">            }</w:t>
-      </w:r>
-      <w:r>
-        <w:br/>
-        <w:t xml:space="preserve">            try {</w:t>
-      </w:r>
-      <w:r>
-        <w:br/>
-        <w:t xml:space="preserve">                </w:t>
-      </w:r>
-      <w:proofErr w:type="spellStart"/>
-      <w:r>
-        <w:t>Integer.parseInt</w:t>
-      </w:r>
-      <w:proofErr w:type="spellEnd"/>
-      <w:r>
-        <w:t>(</w:t>
-      </w:r>
-      <w:proofErr w:type="spellStart"/>
-      <w:r>
-        <w:t>idTxt</w:t>
-      </w:r>
-      <w:proofErr w:type="spellEnd"/>
-      <w:r>
-        <w:t>);</w:t>
-      </w:r>
-      <w:r>
-        <w:br/>
-        <w:t xml:space="preserve">            } catch (</w:t>
-      </w:r>
-      <w:proofErr w:type="spellStart"/>
-      <w:r>
-        <w:t>NumberFormatException</w:t>
-      </w:r>
-      <w:proofErr w:type="spellEnd"/>
-      <w:r>
-        <w:t xml:space="preserve"> ex) {</w:t>
-      </w:r>
-      <w:r>
-        <w:br/>
-        <w:t xml:space="preserve">                </w:t>
-      </w:r>
-      <w:proofErr w:type="spellStart"/>
-      <w:r>
-        <w:t>JOptionPane.showMessageDialog</w:t>
-      </w:r>
-      <w:proofErr w:type="spellEnd"/>
-      <w:r>
-        <w:t>(</w:t>
-      </w:r>
-      <w:proofErr w:type="spellStart"/>
-      <w:r>
-        <w:t>this</w:t>
-      </w:r>
-      <w:proofErr w:type="spellEnd"/>
-      <w:r>
-        <w:t>, "El ID debe ser un número entero.");</w:t>
-      </w:r>
-      <w:r>
-        <w:br/>
-        <w:t xml:space="preserve">                </w:t>
-      </w:r>
-      <w:proofErr w:type="spellStart"/>
-      <w:r>
-        <w:t>return</w:t>
-      </w:r>
-      <w:proofErr w:type="spellEnd"/>
-      <w:r>
-        <w:t xml:space="preserve"> false;</w:t>
-      </w:r>
-      <w:r>
-        <w:br/>
-        <w:t xml:space="preserve">            }</w:t>
-      </w:r>
-      <w:r>
-        <w:br/>
-        <w:t xml:space="preserve">        }</w:t>
-      </w:r>
-      <w:r>
-        <w:br/>
-      </w:r>
-      <w:r>
-        <w:br/>
-        <w:t xml:space="preserve">        </w:t>
-      </w:r>
-      <w:proofErr w:type="spellStart"/>
-      <w:r>
-        <w:t>if</w:t>
-      </w:r>
-      <w:proofErr w:type="spellEnd"/>
-      <w:r>
-        <w:t xml:space="preserve"> (</w:t>
-      </w:r>
-      <w:proofErr w:type="spellStart"/>
-      <w:r>
-        <w:t>txtNombre.getText</w:t>
-      </w:r>
-      <w:proofErr w:type="spellEnd"/>
-      <w:r>
-        <w:t>().</w:t>
-      </w:r>
-      <w:proofErr w:type="spellStart"/>
-      <w:r>
-        <w:t>trim</w:t>
-      </w:r>
-      <w:proofErr w:type="spellEnd"/>
-      <w:r>
-        <w:t>().</w:t>
-      </w:r>
-      <w:proofErr w:type="spellStart"/>
-      <w:r>
-        <w:t>isEmpty</w:t>
-      </w:r>
-      <w:proofErr w:type="spellEnd"/>
-      <w:r>
-        <w:t>()) {</w:t>
-      </w:r>
-      <w:r>
-        <w:br/>
-        <w:t xml:space="preserve">            </w:t>
-      </w:r>
-      <w:proofErr w:type="spellStart"/>
-      <w:r>
-        <w:t>JOptionPane.showMessageDialog</w:t>
-      </w:r>
-      <w:proofErr w:type="spellEnd"/>
-      <w:r>
-        <w:t>(</w:t>
-      </w:r>
-      <w:proofErr w:type="spellStart"/>
-      <w:r>
-        <w:t>this</w:t>
-      </w:r>
-      <w:proofErr w:type="spellEnd"/>
-      <w:r>
-        <w:t>, "El nombre es obligatorio.");</w:t>
-      </w:r>
-      <w:r>
-        <w:br/>
-        <w:t xml:space="preserve">            </w:t>
-      </w:r>
-      <w:proofErr w:type="spellStart"/>
-      <w:r>
-        <w:t>return</w:t>
-      </w:r>
-      <w:proofErr w:type="spellEnd"/>
-      <w:r>
-        <w:t xml:space="preserve"> false;</w:t>
-      </w:r>
-      <w:r>
-        <w:br/>
-        <w:t xml:space="preserve">        }</w:t>
-      </w:r>
-      <w:r>
-        <w:br/>
-        <w:t xml:space="preserve">        </w:t>
-      </w:r>
-      <w:proofErr w:type="spellStart"/>
-      <w:r>
-        <w:t>if</w:t>
-      </w:r>
-      <w:proofErr w:type="spellEnd"/>
-      <w:r>
-        <w:t xml:space="preserve"> (</w:t>
-      </w:r>
-      <w:proofErr w:type="spellStart"/>
-      <w:r>
-        <w:t>txtFabricante.getText</w:t>
-      </w:r>
-      <w:proofErr w:type="spellEnd"/>
-      <w:r>
-        <w:t>().</w:t>
-      </w:r>
-      <w:proofErr w:type="spellStart"/>
-      <w:r>
-        <w:t>trim</w:t>
-      </w:r>
-      <w:proofErr w:type="spellEnd"/>
-      <w:r>
-        <w:t>().</w:t>
-      </w:r>
-      <w:proofErr w:type="spellStart"/>
-      <w:r>
-        <w:t>isEmpty</w:t>
-      </w:r>
-      <w:proofErr w:type="spellEnd"/>
-      <w:r>
-        <w:t>()) {</w:t>
-      </w:r>
-      <w:r>
-        <w:br/>
-        <w:t xml:space="preserve">            </w:t>
-      </w:r>
-      <w:proofErr w:type="spellStart"/>
-      <w:r>
-        <w:t>JOptionPane.showMessageDialog</w:t>
-      </w:r>
-      <w:proofErr w:type="spellEnd"/>
-      <w:r>
-        <w:t>(</w:t>
-      </w:r>
-      <w:proofErr w:type="spellStart"/>
-      <w:r>
-        <w:t>this</w:t>
-      </w:r>
-      <w:proofErr w:type="spellEnd"/>
-      <w:r>
-        <w:t>, "El fabricante es obligatorio.");</w:t>
-      </w:r>
-      <w:r>
-        <w:br/>
-        <w:t xml:space="preserve">            </w:t>
-      </w:r>
-      <w:proofErr w:type="spellStart"/>
-      <w:r>
-        <w:t>return</w:t>
-      </w:r>
-      <w:proofErr w:type="spellEnd"/>
-      <w:r>
-        <w:t xml:space="preserve"> false;</w:t>
-      </w:r>
-      <w:r>
-        <w:br/>
-        <w:t xml:space="preserve">        }</w:t>
-      </w:r>
-      <w:r>
-        <w:br/>
-        <w:t xml:space="preserve">        </w:t>
-      </w:r>
-      <w:proofErr w:type="spellStart"/>
-      <w:r>
-        <w:t>if</w:t>
-      </w:r>
-      <w:proofErr w:type="spellEnd"/>
-      <w:r>
-        <w:t xml:space="preserve"> (</w:t>
-      </w:r>
-      <w:proofErr w:type="spellStart"/>
-      <w:r>
-        <w:t>txtPrecio.getText</w:t>
-      </w:r>
-      <w:proofErr w:type="spellEnd"/>
-      <w:r>
-        <w:t>().</w:t>
-      </w:r>
-      <w:proofErr w:type="spellStart"/>
-      <w:r>
-        <w:t>trim</w:t>
-      </w:r>
-      <w:proofErr w:type="spellEnd"/>
-      <w:r>
-        <w:t>().</w:t>
-      </w:r>
-      <w:proofErr w:type="spellStart"/>
-      <w:r>
-        <w:t>isEmpty</w:t>
-      </w:r>
-      <w:proofErr w:type="spellEnd"/>
-      <w:r>
-        <w:t>()) {</w:t>
-      </w:r>
-      <w:r>
-        <w:br/>
-        <w:t xml:space="preserve">            </w:t>
-      </w:r>
-      <w:proofErr w:type="spellStart"/>
-      <w:r>
-        <w:t>JOptionPane.showMessageDialog</w:t>
-      </w:r>
-      <w:proofErr w:type="spellEnd"/>
-      <w:r>
-        <w:t>(</w:t>
-      </w:r>
-      <w:proofErr w:type="spellStart"/>
-      <w:r>
-        <w:t>this</w:t>
-      </w:r>
-      <w:proofErr w:type="spellEnd"/>
-      <w:r>
-        <w:t>, "El precio es obligatorio (en tu tabla es VARCHAR).");</w:t>
-      </w:r>
-      <w:r>
-        <w:br/>
-        <w:t xml:space="preserve">            </w:t>
-      </w:r>
-      <w:proofErr w:type="spellStart"/>
-      <w:r>
-        <w:t>return</w:t>
-      </w:r>
-      <w:proofErr w:type="spellEnd"/>
-      <w:r>
-        <w:t xml:space="preserve"> false;</w:t>
-      </w:r>
-      <w:r>
-        <w:br/>
-        <w:t xml:space="preserve">        }</w:t>
-      </w:r>
-      <w:r>
-        <w:br/>
-      </w:r>
-      <w:r>
-        <w:br/>
-      </w:r>
-      <w:r>
-        <w:lastRenderedPageBreak/>
+      </w:r>
+      <w:r>
+        <w:br/>
         <w:t xml:space="preserve">        // tu tabla marca fabricante 7, lo respeto</w:t>
       </w:r>
       <w:r>
@@ -5523,6 +5583,7 @@
   <w:style w:type="character" w:default="1" w:styleId="Fuentedeprrafopredeter">
     <w:name w:val="Default Paragraph Font"/>
     <w:uiPriority w:val="1"/>
+    <w:semiHidden/>
     <w:unhideWhenUsed/>
   </w:style>
   <w:style w:type="table" w:default="1" w:styleId="Tablanormal">
